--- a/docs/EterClack - Plan de pruebas funcionales.docx
+++ b/docs/EterClack - Plan de pruebas funcionales.docx
@@ -569,7 +569,7 @@
                 <w:i w:val="0"/>
                 <w:sz w:val="18"/>
               </w:rPr>
-              <w:t>62, de los cuales 17 son negativos</w:t>
+              <w:t>79, de los cuales 24 son negativos</w:t>
             </w:r>
           </w:p>
         </w:tc>
@@ -609,7 +609,7 @@
                 <w:i w:val="0"/>
                 <w:sz w:val="18"/>
               </w:rPr>
-              <w:t>90 minutos el recorrido completo</w:t>
+              <w:t>2 horas el recorrido completo</w:t>
             </w:r>
           </w:p>
         </w:tc>
@@ -11596,7 +11596,3371 @@
           <w:rFonts w:ascii="Calibri" w:hAnsi="Calibri"/>
           <w:color w:val="1D1D1B"/>
         </w:rPr>
-        <w:t>9. Seguridad</w:t>
+        <w:t>9. Gestión de usuarios</w:t>
+      </w:r>
+    </w:p>
+    <w:p>
+      <w:r>
+        <w:rPr>
+          <w:b w:val="0"/>
+          <w:color w:val="6A6A66"/>
+          <w:sz w:val="20"/>
+        </w:rPr>
+        <w:t>admin@eterclack.test · en Administración → Usuarios</w:t>
+      </w:r>
+    </w:p>
+    <w:p>
+      <w:pPr>
+        <w:keepNext/>
+        <w:spacing w:before="200" w:after="60"/>
+      </w:pPr>
+      <w:r>
+        <w:rPr>
+          <w:b/>
+          <w:color w:val="1D1D1B"/>
+          <w:sz w:val="22"/>
+        </w:rPr>
+        <w:t>CP-49 · Ver el listado</w:t>
+      </w:r>
+    </w:p>
+    <w:tbl>
+      <w:tblPr>
+        <w:tblStyle w:val="TableGrid"/>
+        <w:tblW w:type="auto" w:w="0"/>
+        <w:jc w:val="left"/>
+        <w:tblLook w:firstColumn="1" w:firstRow="1" w:lastColumn="0" w:lastRow="0" w:noHBand="0" w:noVBand="1" w:val="04A0"/>
+      </w:tblPr>
+      <w:tblGrid>
+        <w:gridCol w:w="5100"/>
+        <w:gridCol w:w="5100"/>
+      </w:tblGrid>
+      <w:tr>
+        <w:trPr>
+          <w:cantSplit w:val="true"/>
+        </w:trPr>
+        <w:tc>
+          <w:tcPr>
+            <w:tcW w:type="dxa" w:w="4762"/>
+            <w:shd w:val="clear" w:fill="E7E226"/>
+          </w:tcPr>
+          <w:p>
+            <w:pPr>
+              <w:keepNext/>
+              <w:spacing w:after="40"/>
+            </w:pPr>
+            <w:r/>
+            <w:r>
+              <w:rPr>
+                <w:b/>
+                <w:i w:val="0"/>
+                <w:sz w:val="16"/>
+              </w:rPr>
+              <w:t>PASOS</w:t>
+            </w:r>
+          </w:p>
+        </w:tc>
+        <w:tc>
+          <w:tcPr>
+            <w:tcW w:type="dxa" w:w="5102"/>
+            <w:shd w:val="clear" w:fill="E7E226"/>
+          </w:tcPr>
+          <w:p>
+            <w:pPr>
+              <w:keepNext/>
+              <w:spacing w:after="40"/>
+            </w:pPr>
+            <w:r/>
+            <w:r>
+              <w:rPr>
+                <w:b/>
+                <w:i w:val="0"/>
+                <w:sz w:val="16"/>
+              </w:rPr>
+              <w:t>RESULTADO ESPERADO</w:t>
+            </w:r>
+          </w:p>
+        </w:tc>
+      </w:tr>
+      <w:tr>
+        <w:trPr>
+          <w:cantSplit w:val="true"/>
+        </w:trPr>
+        <w:tc>
+          <w:tcPr>
+            <w:tcW w:type="dxa" w:w="4762"/>
+          </w:tcPr>
+          <w:p>
+            <w:pPr>
+              <w:keepNext/>
+              <w:spacing w:after="40"/>
+            </w:pPr>
+            <w:r/>
+            <w:r>
+              <w:rPr>
+                <w:b w:val="0"/>
+                <w:i w:val="0"/>
+                <w:sz w:val="18"/>
+              </w:rPr>
+              <w:t>Ingresa como admin y entra a «Usuarios».</w:t>
+            </w:r>
+          </w:p>
+        </w:tc>
+        <w:tc>
+          <w:tcPr>
+            <w:tcW w:type="dxa" w:w="5102"/>
+          </w:tcPr>
+          <w:p>
+            <w:pPr>
+              <w:keepNext/>
+              <w:spacing w:after="40"/>
+            </w:pPr>
+            <w:r/>
+            <w:r>
+              <w:rPr>
+                <w:b w:val="0"/>
+                <w:i w:val="0"/>
+                <w:sz w:val="18"/>
+              </w:rPr>
+              <w:t>Cuatro contadores arriba: total, clientes, fotógrafos y administración. Debajo, la lista con el rol y el estado de cada uno. Tu propia fila lleva la etiqueta «Tú».</w:t>
+            </w:r>
+          </w:p>
+        </w:tc>
+      </w:tr>
+      <w:tr>
+        <w:trPr>
+          <w:cantSplit w:val="true"/>
+        </w:trPr>
+        <w:tc>
+          <w:tcPr>
+            <w:tcW w:type="dxa" w:w="5102"/>
+            <w:gridSpan w:val="2"/>
+            <w:shd w:val="clear" w:fill="F2F2EE"/>
+          </w:tcPr>
+          <w:p>
+            <w:pPr>
+              <w:keepNext/>
+              <w:spacing w:after="40"/>
+            </w:pPr>
+            <w:r/>
+            <w:r>
+              <w:rPr>
+                <w:b/>
+                <w:color w:val="6A6A66"/>
+                <w:sz w:val="17"/>
+              </w:rPr>
+              <w:t xml:space="preserve">RESULTADO   </w:t>
+            </w:r>
+            <w:r>
+              <w:rPr>
+                <w:b w:val="0"/>
+                <w:sz w:val="17"/>
+              </w:rPr>
+              <w:t>☐ OK      ☐ Falla      ☐ Bloqueado      ☐ No aplica</w:t>
+            </w:r>
+            <w:r>
+              <w:rPr>
+                <w:b/>
+                <w:color w:val="6A6A66"/>
+                <w:sz w:val="17"/>
+              </w:rPr>
+              <w:t xml:space="preserve">          SEVERIDAD   </w:t>
+            </w:r>
+            <w:r>
+              <w:rPr>
+                <w:b w:val="0"/>
+                <w:sz w:val="17"/>
+              </w:rPr>
+              <w:t>☐ Bloqueante  ☐ Alta  ☐ Media  ☐ Baja</w:t>
+            </w:r>
+          </w:p>
+        </w:tc>
+      </w:tr>
+      <w:tr>
+        <w:trPr>
+          <w:cantSplit w:val="true"/>
+          <w:trHeight w:val="850" w:hRule="atLeast"/>
+        </w:trPr>
+        <w:tc>
+          <w:tcPr>
+            <w:tcW w:type="dxa" w:w="5102"/>
+            <w:gridSpan w:val="2"/>
+            <w:shd w:val="clear" w:fill="FFFFFF"/>
+          </w:tcPr>
+          <w:p>
+            <w:pPr>
+              <w:spacing w:after="0"/>
+            </w:pPr>
+            <w:r/>
+            <w:r>
+              <w:rPr>
+                <w:i/>
+                <w:color w:val="6A6A66"/>
+                <w:sz w:val="16"/>
+              </w:rPr>
+              <w:t>Observaciones (qué viste exactamente) y qué corregir:</w:t>
+            </w:r>
+          </w:p>
+        </w:tc>
+      </w:tr>
+    </w:tbl>
+    <w:p/>
+    <w:p>
+      <w:pPr>
+        <w:keepNext/>
+        <w:spacing w:before="200" w:after="60"/>
+      </w:pPr>
+      <w:r>
+        <w:rPr>
+          <w:b/>
+          <w:color w:val="1D1D1B"/>
+          <w:sz w:val="22"/>
+        </w:rPr>
+        <w:t>CP-50 · Filtrar por rol</w:t>
+      </w:r>
+    </w:p>
+    <w:tbl>
+      <w:tblPr>
+        <w:tblStyle w:val="TableGrid"/>
+        <w:tblW w:type="auto" w:w="0"/>
+        <w:jc w:val="left"/>
+        <w:tblLook w:firstColumn="1" w:firstRow="1" w:lastColumn="0" w:lastRow="0" w:noHBand="0" w:noVBand="1" w:val="04A0"/>
+      </w:tblPr>
+      <w:tblGrid>
+        <w:gridCol w:w="5100"/>
+        <w:gridCol w:w="5100"/>
+      </w:tblGrid>
+      <w:tr>
+        <w:trPr>
+          <w:cantSplit w:val="true"/>
+        </w:trPr>
+        <w:tc>
+          <w:tcPr>
+            <w:tcW w:type="dxa" w:w="4762"/>
+            <w:shd w:val="clear" w:fill="E7E226"/>
+          </w:tcPr>
+          <w:p>
+            <w:pPr>
+              <w:keepNext/>
+              <w:spacing w:after="40"/>
+            </w:pPr>
+            <w:r/>
+            <w:r>
+              <w:rPr>
+                <w:b/>
+                <w:i w:val="0"/>
+                <w:sz w:val="16"/>
+              </w:rPr>
+              <w:t>PASOS</w:t>
+            </w:r>
+          </w:p>
+        </w:tc>
+        <w:tc>
+          <w:tcPr>
+            <w:tcW w:type="dxa" w:w="5102"/>
+            <w:shd w:val="clear" w:fill="E7E226"/>
+          </w:tcPr>
+          <w:p>
+            <w:pPr>
+              <w:keepNext/>
+              <w:spacing w:after="40"/>
+            </w:pPr>
+            <w:r/>
+            <w:r>
+              <w:rPr>
+                <w:b/>
+                <w:i w:val="0"/>
+                <w:sz w:val="16"/>
+              </w:rPr>
+              <w:t>RESULTADO ESPERADO</w:t>
+            </w:r>
+          </w:p>
+        </w:tc>
+      </w:tr>
+      <w:tr>
+        <w:trPr>
+          <w:cantSplit w:val="true"/>
+        </w:trPr>
+        <w:tc>
+          <w:tcPr>
+            <w:tcW w:type="dxa" w:w="4762"/>
+          </w:tcPr>
+          <w:p>
+            <w:pPr>
+              <w:keepNext/>
+              <w:spacing w:after="40"/>
+            </w:pPr>
+            <w:r/>
+            <w:r>
+              <w:rPr>
+                <w:b w:val="0"/>
+                <w:i w:val="0"/>
+                <w:sz w:val="18"/>
+              </w:rPr>
+              <w:t>En el filtro de rol elige «Fotógrafo».</w:t>
+            </w:r>
+          </w:p>
+        </w:tc>
+        <w:tc>
+          <w:tcPr>
+            <w:tcW w:type="dxa" w:w="5102"/>
+          </w:tcPr>
+          <w:p>
+            <w:pPr>
+              <w:keepNext/>
+              <w:spacing w:after="40"/>
+            </w:pPr>
+            <w:r/>
+            <w:r>
+              <w:rPr>
+                <w:b w:val="0"/>
+                <w:i w:val="0"/>
+                <w:sz w:val="18"/>
+              </w:rPr>
+              <w:t>Quedan solo los fotógrafos. El contador de la derecha cuadra con lo que se ve.</w:t>
+            </w:r>
+          </w:p>
+        </w:tc>
+      </w:tr>
+      <w:tr>
+        <w:trPr>
+          <w:cantSplit w:val="true"/>
+        </w:trPr>
+        <w:tc>
+          <w:tcPr>
+            <w:tcW w:type="dxa" w:w="5102"/>
+            <w:gridSpan w:val="2"/>
+            <w:shd w:val="clear" w:fill="F2F2EE"/>
+          </w:tcPr>
+          <w:p>
+            <w:pPr>
+              <w:keepNext/>
+              <w:spacing w:after="40"/>
+            </w:pPr>
+            <w:r/>
+            <w:r>
+              <w:rPr>
+                <w:b/>
+                <w:color w:val="6A6A66"/>
+                <w:sz w:val="17"/>
+              </w:rPr>
+              <w:t xml:space="preserve">RESULTADO   </w:t>
+            </w:r>
+            <w:r>
+              <w:rPr>
+                <w:b w:val="0"/>
+                <w:sz w:val="17"/>
+              </w:rPr>
+              <w:t>☐ OK      ☐ Falla      ☐ Bloqueado      ☐ No aplica</w:t>
+            </w:r>
+            <w:r>
+              <w:rPr>
+                <w:b/>
+                <w:color w:val="6A6A66"/>
+                <w:sz w:val="17"/>
+              </w:rPr>
+              <w:t xml:space="preserve">          SEVERIDAD   </w:t>
+            </w:r>
+            <w:r>
+              <w:rPr>
+                <w:b w:val="0"/>
+                <w:sz w:val="17"/>
+              </w:rPr>
+              <w:t>☐ Bloqueante  ☐ Alta  ☐ Media  ☐ Baja</w:t>
+            </w:r>
+          </w:p>
+        </w:tc>
+      </w:tr>
+      <w:tr>
+        <w:trPr>
+          <w:cantSplit w:val="true"/>
+          <w:trHeight w:val="850" w:hRule="atLeast"/>
+        </w:trPr>
+        <w:tc>
+          <w:tcPr>
+            <w:tcW w:type="dxa" w:w="5102"/>
+            <w:gridSpan w:val="2"/>
+            <w:shd w:val="clear" w:fill="FFFFFF"/>
+          </w:tcPr>
+          <w:p>
+            <w:pPr>
+              <w:spacing w:after="0"/>
+            </w:pPr>
+            <w:r/>
+            <w:r>
+              <w:rPr>
+                <w:i/>
+                <w:color w:val="6A6A66"/>
+                <w:sz w:val="16"/>
+              </w:rPr>
+              <w:t>Observaciones (qué viste exactamente) y qué corregir:</w:t>
+            </w:r>
+          </w:p>
+        </w:tc>
+      </w:tr>
+    </w:tbl>
+    <w:p/>
+    <w:p>
+      <w:pPr>
+        <w:keepNext/>
+        <w:spacing w:before="200" w:after="60"/>
+      </w:pPr>
+      <w:r>
+        <w:rPr>
+          <w:b/>
+          <w:color w:val="1D1D1B"/>
+          <w:sz w:val="22"/>
+        </w:rPr>
+        <w:t>CP-51 · Buscar por correo</w:t>
+      </w:r>
+    </w:p>
+    <w:tbl>
+      <w:tblPr>
+        <w:tblStyle w:val="TableGrid"/>
+        <w:tblW w:type="auto" w:w="0"/>
+        <w:jc w:val="left"/>
+        <w:tblLook w:firstColumn="1" w:firstRow="1" w:lastColumn="0" w:lastRow="0" w:noHBand="0" w:noVBand="1" w:val="04A0"/>
+      </w:tblPr>
+      <w:tblGrid>
+        <w:gridCol w:w="5100"/>
+        <w:gridCol w:w="5100"/>
+      </w:tblGrid>
+      <w:tr>
+        <w:trPr>
+          <w:cantSplit w:val="true"/>
+        </w:trPr>
+        <w:tc>
+          <w:tcPr>
+            <w:tcW w:type="dxa" w:w="4762"/>
+            <w:shd w:val="clear" w:fill="E7E226"/>
+          </w:tcPr>
+          <w:p>
+            <w:pPr>
+              <w:keepNext/>
+              <w:spacing w:after="40"/>
+            </w:pPr>
+            <w:r/>
+            <w:r>
+              <w:rPr>
+                <w:b/>
+                <w:i w:val="0"/>
+                <w:sz w:val="16"/>
+              </w:rPr>
+              <w:t>PASOS</w:t>
+            </w:r>
+          </w:p>
+        </w:tc>
+        <w:tc>
+          <w:tcPr>
+            <w:tcW w:type="dxa" w:w="5102"/>
+            <w:shd w:val="clear" w:fill="E7E226"/>
+          </w:tcPr>
+          <w:p>
+            <w:pPr>
+              <w:keepNext/>
+              <w:spacing w:after="40"/>
+            </w:pPr>
+            <w:r/>
+            <w:r>
+              <w:rPr>
+                <w:b/>
+                <w:i w:val="0"/>
+                <w:sz w:val="16"/>
+              </w:rPr>
+              <w:t>RESULTADO ESPERADO</w:t>
+            </w:r>
+          </w:p>
+        </w:tc>
+      </w:tr>
+      <w:tr>
+        <w:trPr>
+          <w:cantSplit w:val="true"/>
+        </w:trPr>
+        <w:tc>
+          <w:tcPr>
+            <w:tcW w:type="dxa" w:w="4762"/>
+          </w:tcPr>
+          <w:p>
+            <w:pPr>
+              <w:keepNext/>
+              <w:spacing w:after="40"/>
+            </w:pPr>
+            <w:r/>
+            <w:r>
+              <w:rPr>
+                <w:b w:val="0"/>
+                <w:i w:val="0"/>
+                <w:sz w:val="18"/>
+              </w:rPr>
+              <w:t>Escribe «juliana» en el buscador y pulsa Enter.</w:t>
+            </w:r>
+          </w:p>
+        </w:tc>
+        <w:tc>
+          <w:tcPr>
+            <w:tcW w:type="dxa" w:w="5102"/>
+          </w:tcPr>
+          <w:p>
+            <w:pPr>
+              <w:keepNext/>
+              <w:spacing w:after="40"/>
+            </w:pPr>
+            <w:r/>
+            <w:r>
+              <w:rPr>
+                <w:b w:val="0"/>
+                <w:i w:val="0"/>
+                <w:sz w:val="18"/>
+              </w:rPr>
+              <w:t>Queda solo Juliana Restrepo.</w:t>
+            </w:r>
+          </w:p>
+        </w:tc>
+      </w:tr>
+      <w:tr>
+        <w:trPr>
+          <w:cantSplit w:val="true"/>
+        </w:trPr>
+        <w:tc>
+          <w:tcPr>
+            <w:tcW w:type="dxa" w:w="5102"/>
+            <w:gridSpan w:val="2"/>
+            <w:shd w:val="clear" w:fill="F2F2EE"/>
+          </w:tcPr>
+          <w:p>
+            <w:pPr>
+              <w:keepNext/>
+              <w:spacing w:after="40"/>
+            </w:pPr>
+            <w:r/>
+            <w:r>
+              <w:rPr>
+                <w:b/>
+                <w:color w:val="6A6A66"/>
+                <w:sz w:val="17"/>
+              </w:rPr>
+              <w:t xml:space="preserve">RESULTADO   </w:t>
+            </w:r>
+            <w:r>
+              <w:rPr>
+                <w:b w:val="0"/>
+                <w:sz w:val="17"/>
+              </w:rPr>
+              <w:t>☐ OK      ☐ Falla      ☐ Bloqueado      ☐ No aplica</w:t>
+            </w:r>
+            <w:r>
+              <w:rPr>
+                <w:b/>
+                <w:color w:val="6A6A66"/>
+                <w:sz w:val="17"/>
+              </w:rPr>
+              <w:t xml:space="preserve">          SEVERIDAD   </w:t>
+            </w:r>
+            <w:r>
+              <w:rPr>
+                <w:b w:val="0"/>
+                <w:sz w:val="17"/>
+              </w:rPr>
+              <w:t>☐ Bloqueante  ☐ Alta  ☐ Media  ☐ Baja</w:t>
+            </w:r>
+          </w:p>
+        </w:tc>
+      </w:tr>
+      <w:tr>
+        <w:trPr>
+          <w:cantSplit w:val="true"/>
+          <w:trHeight w:val="850" w:hRule="atLeast"/>
+        </w:trPr>
+        <w:tc>
+          <w:tcPr>
+            <w:tcW w:type="dxa" w:w="5102"/>
+            <w:gridSpan w:val="2"/>
+            <w:shd w:val="clear" w:fill="FFFFFF"/>
+          </w:tcPr>
+          <w:p>
+            <w:pPr>
+              <w:spacing w:after="0"/>
+            </w:pPr>
+            <w:r/>
+            <w:r>
+              <w:rPr>
+                <w:i/>
+                <w:color w:val="6A6A66"/>
+                <w:sz w:val="16"/>
+              </w:rPr>
+              <w:t>Observaciones (qué viste exactamente) y qué corregir:</w:t>
+            </w:r>
+          </w:p>
+        </w:tc>
+      </w:tr>
+    </w:tbl>
+    <w:p/>
+    <w:p>
+      <w:pPr>
+        <w:keepNext/>
+        <w:spacing w:before="200" w:after="60"/>
+      </w:pPr>
+      <w:r>
+        <w:rPr>
+          <w:b/>
+          <w:color w:val="1D1D1B"/>
+          <w:sz w:val="22"/>
+        </w:rPr>
+        <w:t>CP-52 · Crear un CLIENTE</w:t>
+      </w:r>
+    </w:p>
+    <w:tbl>
+      <w:tblPr>
+        <w:tblStyle w:val="TableGrid"/>
+        <w:tblW w:type="auto" w:w="0"/>
+        <w:jc w:val="left"/>
+        <w:tblLook w:firstColumn="1" w:firstRow="1" w:lastColumn="0" w:lastRow="0" w:noHBand="0" w:noVBand="1" w:val="04A0"/>
+      </w:tblPr>
+      <w:tblGrid>
+        <w:gridCol w:w="5100"/>
+        <w:gridCol w:w="5100"/>
+      </w:tblGrid>
+      <w:tr>
+        <w:trPr>
+          <w:cantSplit w:val="true"/>
+        </w:trPr>
+        <w:tc>
+          <w:tcPr>
+            <w:tcW w:type="dxa" w:w="4762"/>
+            <w:shd w:val="clear" w:fill="E7E226"/>
+          </w:tcPr>
+          <w:p>
+            <w:pPr>
+              <w:keepNext/>
+              <w:spacing w:after="40"/>
+            </w:pPr>
+            <w:r/>
+            <w:r>
+              <w:rPr>
+                <w:b/>
+                <w:i w:val="0"/>
+                <w:sz w:val="16"/>
+              </w:rPr>
+              <w:t>PASOS</w:t>
+            </w:r>
+          </w:p>
+        </w:tc>
+        <w:tc>
+          <w:tcPr>
+            <w:tcW w:type="dxa" w:w="5102"/>
+            <w:shd w:val="clear" w:fill="E7E226"/>
+          </w:tcPr>
+          <w:p>
+            <w:pPr>
+              <w:keepNext/>
+              <w:spacing w:after="40"/>
+            </w:pPr>
+            <w:r/>
+            <w:r>
+              <w:rPr>
+                <w:b/>
+                <w:i w:val="0"/>
+                <w:sz w:val="16"/>
+              </w:rPr>
+              <w:t>RESULTADO ESPERADO</w:t>
+            </w:r>
+          </w:p>
+        </w:tc>
+      </w:tr>
+      <w:tr>
+        <w:trPr>
+          <w:cantSplit w:val="true"/>
+        </w:trPr>
+        <w:tc>
+          <w:tcPr>
+            <w:tcW w:type="dxa" w:w="4762"/>
+          </w:tcPr>
+          <w:p>
+            <w:pPr>
+              <w:keepNext/>
+              <w:spacing w:after="40"/>
+            </w:pPr>
+            <w:r/>
+            <w:r>
+              <w:rPr>
+                <w:b w:val="0"/>
+                <w:i w:val="0"/>
+                <w:sz w:val="18"/>
+              </w:rPr>
+              <w:t>1. Pulsa «Crear usuario».</w:t>
+              <w:br/>
+              <w:t>2. Deja el tipo en «Cliente».</w:t>
+              <w:br/>
+              <w:t>3. Llena nombre, un correo nuevo y una contraseña de 8+ caracteres.</w:t>
+              <w:br/>
+              <w:t>4. Deja marcado «Marcar el correo como verificado».</w:t>
+              <w:br/>
+              <w:t>5. Pulsa «Crear usuario».</w:t>
+            </w:r>
+          </w:p>
+        </w:tc>
+        <w:tc>
+          <w:tcPr>
+            <w:tcW w:type="dxa" w:w="5102"/>
+          </w:tcPr>
+          <w:p>
+            <w:pPr>
+              <w:keepNext/>
+              <w:spacing w:after="40"/>
+            </w:pPr>
+            <w:r/>
+            <w:r>
+              <w:rPr>
+                <w:b w:val="0"/>
+                <w:i w:val="0"/>
+                <w:sz w:val="18"/>
+              </w:rPr>
+              <w:t>Aparece en la lista como Cliente · Activo. Cierra sesión, ingresa con ese correo y esa contraseña: entra y puede reservar sin verificar nada.</w:t>
+            </w:r>
+          </w:p>
+        </w:tc>
+      </w:tr>
+      <w:tr>
+        <w:trPr>
+          <w:cantSplit w:val="true"/>
+        </w:trPr>
+        <w:tc>
+          <w:tcPr>
+            <w:tcW w:type="dxa" w:w="5102"/>
+            <w:gridSpan w:val="2"/>
+            <w:shd w:val="clear" w:fill="F2F2EE"/>
+          </w:tcPr>
+          <w:p>
+            <w:pPr>
+              <w:keepNext/>
+              <w:spacing w:after="40"/>
+            </w:pPr>
+            <w:r/>
+            <w:r>
+              <w:rPr>
+                <w:b/>
+                <w:color w:val="6A6A66"/>
+                <w:sz w:val="17"/>
+              </w:rPr>
+              <w:t xml:space="preserve">RESULTADO   </w:t>
+            </w:r>
+            <w:r>
+              <w:rPr>
+                <w:b w:val="0"/>
+                <w:sz w:val="17"/>
+              </w:rPr>
+              <w:t>☐ OK      ☐ Falla      ☐ Bloqueado      ☐ No aplica</w:t>
+            </w:r>
+            <w:r>
+              <w:rPr>
+                <w:b/>
+                <w:color w:val="6A6A66"/>
+                <w:sz w:val="17"/>
+              </w:rPr>
+              <w:t xml:space="preserve">          SEVERIDAD   </w:t>
+            </w:r>
+            <w:r>
+              <w:rPr>
+                <w:b w:val="0"/>
+                <w:sz w:val="17"/>
+              </w:rPr>
+              <w:t>☐ Bloqueante  ☐ Alta  ☐ Media  ☐ Baja</w:t>
+            </w:r>
+          </w:p>
+        </w:tc>
+      </w:tr>
+      <w:tr>
+        <w:trPr>
+          <w:cantSplit w:val="true"/>
+          <w:trHeight w:val="850" w:hRule="atLeast"/>
+        </w:trPr>
+        <w:tc>
+          <w:tcPr>
+            <w:tcW w:type="dxa" w:w="5102"/>
+            <w:gridSpan w:val="2"/>
+            <w:shd w:val="clear" w:fill="FFFFFF"/>
+          </w:tcPr>
+          <w:p>
+            <w:pPr>
+              <w:spacing w:after="0"/>
+            </w:pPr>
+            <w:r/>
+            <w:r>
+              <w:rPr>
+                <w:i/>
+                <w:color w:val="6A6A66"/>
+                <w:sz w:val="16"/>
+              </w:rPr>
+              <w:t>Observaciones (qué viste exactamente) y qué corregir:</w:t>
+            </w:r>
+          </w:p>
+        </w:tc>
+      </w:tr>
+    </w:tbl>
+    <w:p/>
+    <w:p>
+      <w:pPr>
+        <w:keepNext/>
+        <w:spacing w:before="200" w:after="60"/>
+      </w:pPr>
+      <w:r>
+        <w:rPr>
+          <w:b/>
+          <w:color w:val="1D1D1B"/>
+          <w:sz w:val="22"/>
+        </w:rPr>
+        <w:t>CP-53 · Crear un FOTÓGRAFO</w:t>
+      </w:r>
+    </w:p>
+    <w:tbl>
+      <w:tblPr>
+        <w:tblStyle w:val="TableGrid"/>
+        <w:tblW w:type="auto" w:w="0"/>
+        <w:jc w:val="left"/>
+        <w:tblLook w:firstColumn="1" w:firstRow="1" w:lastColumn="0" w:lastRow="0" w:noHBand="0" w:noVBand="1" w:val="04A0"/>
+      </w:tblPr>
+      <w:tblGrid>
+        <w:gridCol w:w="5100"/>
+        <w:gridCol w:w="5100"/>
+      </w:tblGrid>
+      <w:tr>
+        <w:trPr>
+          <w:cantSplit w:val="true"/>
+        </w:trPr>
+        <w:tc>
+          <w:tcPr>
+            <w:tcW w:type="dxa" w:w="4762"/>
+            <w:shd w:val="clear" w:fill="E7E226"/>
+          </w:tcPr>
+          <w:p>
+            <w:pPr>
+              <w:keepNext/>
+              <w:spacing w:after="40"/>
+            </w:pPr>
+            <w:r/>
+            <w:r>
+              <w:rPr>
+                <w:b/>
+                <w:i w:val="0"/>
+                <w:sz w:val="16"/>
+              </w:rPr>
+              <w:t>PASOS</w:t>
+            </w:r>
+          </w:p>
+        </w:tc>
+        <w:tc>
+          <w:tcPr>
+            <w:tcW w:type="dxa" w:w="5102"/>
+            <w:shd w:val="clear" w:fill="E7E226"/>
+          </w:tcPr>
+          <w:p>
+            <w:pPr>
+              <w:keepNext/>
+              <w:spacing w:after="40"/>
+            </w:pPr>
+            <w:r/>
+            <w:r>
+              <w:rPr>
+                <w:b/>
+                <w:i w:val="0"/>
+                <w:sz w:val="16"/>
+              </w:rPr>
+              <w:t>RESULTADO ESPERADO</w:t>
+            </w:r>
+          </w:p>
+        </w:tc>
+      </w:tr>
+      <w:tr>
+        <w:trPr>
+          <w:cantSplit w:val="true"/>
+        </w:trPr>
+        <w:tc>
+          <w:tcPr>
+            <w:tcW w:type="dxa" w:w="4762"/>
+          </w:tcPr>
+          <w:p>
+            <w:pPr>
+              <w:keepNext/>
+              <w:spacing w:after="40"/>
+            </w:pPr>
+            <w:r/>
+            <w:r>
+              <w:rPr>
+                <w:b w:val="0"/>
+                <w:i w:val="0"/>
+                <w:sz w:val="18"/>
+              </w:rPr>
+              <w:t>Repite CP-52 pero elige el tipo «Fotógrafo».</w:t>
+            </w:r>
+          </w:p>
+        </w:tc>
+        <w:tc>
+          <w:tcPr>
+            <w:tcW w:type="dxa" w:w="5102"/>
+          </w:tcPr>
+          <w:p>
+            <w:pPr>
+              <w:keepNext/>
+              <w:spacing w:after="40"/>
+            </w:pPr>
+            <w:r/>
+            <w:r>
+              <w:rPr>
+                <w:b w:val="0"/>
+                <w:i w:val="0"/>
+                <w:sz w:val="18"/>
+              </w:rPr>
+              <w:t>En su fila aparece «Perfil: nombre-apellido · PENDING». Ingresa con esa cuenta y entra a «Mi perfil»: el panel del fotógrafo carga. NO aparece todavía en la búsqueda pública, porque está pendiente de aprobación.</w:t>
+            </w:r>
+          </w:p>
+        </w:tc>
+      </w:tr>
+      <w:tr>
+        <w:trPr>
+          <w:cantSplit w:val="true"/>
+        </w:trPr>
+        <w:tc>
+          <w:tcPr>
+            <w:tcW w:type="dxa" w:w="5102"/>
+            <w:gridSpan w:val="2"/>
+            <w:shd w:val="clear" w:fill="F2F2EE"/>
+          </w:tcPr>
+          <w:p>
+            <w:pPr>
+              <w:keepNext/>
+              <w:spacing w:after="40"/>
+            </w:pPr>
+            <w:r/>
+            <w:r>
+              <w:rPr>
+                <w:b/>
+                <w:color w:val="6A6A66"/>
+                <w:sz w:val="17"/>
+              </w:rPr>
+              <w:t xml:space="preserve">RESULTADO   </w:t>
+            </w:r>
+            <w:r>
+              <w:rPr>
+                <w:b w:val="0"/>
+                <w:sz w:val="17"/>
+              </w:rPr>
+              <w:t>☐ OK      ☐ Falla      ☐ Bloqueado      ☐ No aplica</w:t>
+            </w:r>
+            <w:r>
+              <w:rPr>
+                <w:b/>
+                <w:color w:val="6A6A66"/>
+                <w:sz w:val="17"/>
+              </w:rPr>
+              <w:t xml:space="preserve">          SEVERIDAD   </w:t>
+            </w:r>
+            <w:r>
+              <w:rPr>
+                <w:b w:val="0"/>
+                <w:sz w:val="17"/>
+              </w:rPr>
+              <w:t>☐ Bloqueante  ☐ Alta  ☐ Media  ☐ Baja</w:t>
+            </w:r>
+          </w:p>
+        </w:tc>
+      </w:tr>
+      <w:tr>
+        <w:trPr>
+          <w:cantSplit w:val="true"/>
+          <w:trHeight w:val="850" w:hRule="atLeast"/>
+        </w:trPr>
+        <w:tc>
+          <w:tcPr>
+            <w:tcW w:type="dxa" w:w="5102"/>
+            <w:gridSpan w:val="2"/>
+            <w:shd w:val="clear" w:fill="FFFFFF"/>
+          </w:tcPr>
+          <w:p>
+            <w:pPr>
+              <w:spacing w:after="0"/>
+            </w:pPr>
+            <w:r/>
+            <w:r>
+              <w:rPr>
+                <w:i/>
+                <w:color w:val="6A6A66"/>
+                <w:sz w:val="16"/>
+              </w:rPr>
+              <w:t>Observaciones (qué viste exactamente) y qué corregir:</w:t>
+            </w:r>
+          </w:p>
+        </w:tc>
+      </w:tr>
+    </w:tbl>
+    <w:p/>
+    <w:p>
+      <w:pPr>
+        <w:keepNext/>
+        <w:spacing w:before="200" w:after="60"/>
+      </w:pPr>
+      <w:r>
+        <w:rPr>
+          <w:b/>
+          <w:color w:val="1D1D1B"/>
+          <w:sz w:val="22"/>
+        </w:rPr>
+        <w:t>CP-54 · Crear un ADMINISTRADOR</w:t>
+      </w:r>
+    </w:p>
+    <w:tbl>
+      <w:tblPr>
+        <w:tblStyle w:val="TableGrid"/>
+        <w:tblW w:type="auto" w:w="0"/>
+        <w:jc w:val="left"/>
+        <w:tblLook w:firstColumn="1" w:firstRow="1" w:lastColumn="0" w:lastRow="0" w:noHBand="0" w:noVBand="1" w:val="04A0"/>
+      </w:tblPr>
+      <w:tblGrid>
+        <w:gridCol w:w="5100"/>
+        <w:gridCol w:w="5100"/>
+      </w:tblGrid>
+      <w:tr>
+        <w:trPr>
+          <w:cantSplit w:val="true"/>
+        </w:trPr>
+        <w:tc>
+          <w:tcPr>
+            <w:tcW w:type="dxa" w:w="4762"/>
+            <w:shd w:val="clear" w:fill="E7E226"/>
+          </w:tcPr>
+          <w:p>
+            <w:pPr>
+              <w:keepNext/>
+              <w:spacing w:after="40"/>
+            </w:pPr>
+            <w:r/>
+            <w:r>
+              <w:rPr>
+                <w:b/>
+                <w:i w:val="0"/>
+                <w:sz w:val="16"/>
+              </w:rPr>
+              <w:t>PASOS</w:t>
+            </w:r>
+          </w:p>
+        </w:tc>
+        <w:tc>
+          <w:tcPr>
+            <w:tcW w:type="dxa" w:w="5102"/>
+            <w:shd w:val="clear" w:fill="E7E226"/>
+          </w:tcPr>
+          <w:p>
+            <w:pPr>
+              <w:keepNext/>
+              <w:spacing w:after="40"/>
+            </w:pPr>
+            <w:r/>
+            <w:r>
+              <w:rPr>
+                <w:b/>
+                <w:i w:val="0"/>
+                <w:sz w:val="16"/>
+              </w:rPr>
+              <w:t>RESULTADO ESPERADO</w:t>
+            </w:r>
+          </w:p>
+        </w:tc>
+      </w:tr>
+      <w:tr>
+        <w:trPr>
+          <w:cantSplit w:val="true"/>
+        </w:trPr>
+        <w:tc>
+          <w:tcPr>
+            <w:tcW w:type="dxa" w:w="4762"/>
+          </w:tcPr>
+          <w:p>
+            <w:pPr>
+              <w:keepNext/>
+              <w:spacing w:after="40"/>
+            </w:pPr>
+            <w:r/>
+            <w:r>
+              <w:rPr>
+                <w:b w:val="0"/>
+                <w:i w:val="0"/>
+                <w:sz w:val="18"/>
+              </w:rPr>
+              <w:t>Repite CP-52 pero elige el tipo «Administración».</w:t>
+            </w:r>
+          </w:p>
+        </w:tc>
+        <w:tc>
+          <w:tcPr>
+            <w:tcW w:type="dxa" w:w="5102"/>
+          </w:tcPr>
+          <w:p>
+            <w:pPr>
+              <w:keepNext/>
+              <w:spacing w:after="40"/>
+            </w:pPr>
+            <w:r/>
+            <w:r>
+              <w:rPr>
+                <w:b w:val="0"/>
+                <w:i w:val="0"/>
+                <w:sz w:val="18"/>
+              </w:rPr>
+              <w:t>Al elegir ese tipo sale un aviso en amarillo advirtiendo que tendrá control total. Ingresa con esa cuenta: puede entrar a Administración y ver el listado de usuarios.</w:t>
+            </w:r>
+          </w:p>
+        </w:tc>
+      </w:tr>
+      <w:tr>
+        <w:trPr>
+          <w:cantSplit w:val="true"/>
+        </w:trPr>
+        <w:tc>
+          <w:tcPr>
+            <w:tcW w:type="dxa" w:w="5102"/>
+            <w:gridSpan w:val="2"/>
+            <w:shd w:val="clear" w:fill="F2F2EE"/>
+          </w:tcPr>
+          <w:p>
+            <w:pPr>
+              <w:keepNext/>
+              <w:spacing w:after="40"/>
+            </w:pPr>
+            <w:r/>
+            <w:r>
+              <w:rPr>
+                <w:b/>
+                <w:color w:val="6A6A66"/>
+                <w:sz w:val="17"/>
+              </w:rPr>
+              <w:t xml:space="preserve">RESULTADO   </w:t>
+            </w:r>
+            <w:r>
+              <w:rPr>
+                <w:b w:val="0"/>
+                <w:sz w:val="17"/>
+              </w:rPr>
+              <w:t>☐ OK      ☐ Falla      ☐ Bloqueado      ☐ No aplica</w:t>
+            </w:r>
+            <w:r>
+              <w:rPr>
+                <w:b/>
+                <w:color w:val="6A6A66"/>
+                <w:sz w:val="17"/>
+              </w:rPr>
+              <w:t xml:space="preserve">          SEVERIDAD   </w:t>
+            </w:r>
+            <w:r>
+              <w:rPr>
+                <w:b w:val="0"/>
+                <w:sz w:val="17"/>
+              </w:rPr>
+              <w:t>☐ Bloqueante  ☐ Alta  ☐ Media  ☐ Baja</w:t>
+            </w:r>
+          </w:p>
+        </w:tc>
+      </w:tr>
+      <w:tr>
+        <w:trPr>
+          <w:cantSplit w:val="true"/>
+          <w:trHeight w:val="850" w:hRule="atLeast"/>
+        </w:trPr>
+        <w:tc>
+          <w:tcPr>
+            <w:tcW w:type="dxa" w:w="5102"/>
+            <w:gridSpan w:val="2"/>
+            <w:shd w:val="clear" w:fill="FFFFFF"/>
+          </w:tcPr>
+          <w:p>
+            <w:pPr>
+              <w:spacing w:after="0"/>
+            </w:pPr>
+            <w:r/>
+            <w:r>
+              <w:rPr>
+                <w:i/>
+                <w:color w:val="6A6A66"/>
+                <w:sz w:val="16"/>
+              </w:rPr>
+              <w:t>Observaciones (qué viste exactamente) y qué corregir:</w:t>
+            </w:r>
+          </w:p>
+        </w:tc>
+      </w:tr>
+    </w:tbl>
+    <w:p/>
+    <w:p>
+      <w:pPr>
+        <w:keepNext/>
+        <w:spacing w:before="200" w:after="60"/>
+      </w:pPr>
+      <w:r>
+        <w:rPr>
+          <w:b/>
+          <w:color w:val="B03A2E"/>
+          <w:sz w:val="22"/>
+        </w:rPr>
+        <w:t>CP-55 · Correo repetido</w:t>
+      </w:r>
+    </w:p>
+    <w:tbl>
+      <w:tblPr>
+        <w:tblStyle w:val="TableGrid"/>
+        <w:tblW w:type="auto" w:w="0"/>
+        <w:jc w:val="left"/>
+        <w:tblLook w:firstColumn="1" w:firstRow="1" w:lastColumn="0" w:lastRow="0" w:noHBand="0" w:noVBand="1" w:val="04A0"/>
+      </w:tblPr>
+      <w:tblGrid>
+        <w:gridCol w:w="5100"/>
+        <w:gridCol w:w="5100"/>
+      </w:tblGrid>
+      <w:tr>
+        <w:trPr>
+          <w:cantSplit w:val="true"/>
+        </w:trPr>
+        <w:tc>
+          <w:tcPr>
+            <w:tcW w:type="dxa" w:w="4762"/>
+            <w:shd w:val="clear" w:fill="E7E226"/>
+          </w:tcPr>
+          <w:p>
+            <w:pPr>
+              <w:keepNext/>
+              <w:spacing w:after="40"/>
+            </w:pPr>
+            <w:r/>
+            <w:r>
+              <w:rPr>
+                <w:b/>
+                <w:i w:val="0"/>
+                <w:sz w:val="16"/>
+              </w:rPr>
+              <w:t>PASOS</w:t>
+            </w:r>
+          </w:p>
+        </w:tc>
+        <w:tc>
+          <w:tcPr>
+            <w:tcW w:type="dxa" w:w="5102"/>
+            <w:shd w:val="clear" w:fill="E7E226"/>
+          </w:tcPr>
+          <w:p>
+            <w:pPr>
+              <w:keepNext/>
+              <w:spacing w:after="40"/>
+            </w:pPr>
+            <w:r/>
+            <w:r>
+              <w:rPr>
+                <w:b/>
+                <w:i w:val="0"/>
+                <w:sz w:val="16"/>
+              </w:rPr>
+              <w:t>RESULTADO ESPERADO</w:t>
+            </w:r>
+          </w:p>
+        </w:tc>
+      </w:tr>
+      <w:tr>
+        <w:trPr>
+          <w:cantSplit w:val="true"/>
+        </w:trPr>
+        <w:tc>
+          <w:tcPr>
+            <w:tcW w:type="dxa" w:w="4762"/>
+          </w:tcPr>
+          <w:p>
+            <w:pPr>
+              <w:keepNext/>
+              <w:spacing w:after="40"/>
+            </w:pPr>
+            <w:r/>
+            <w:r>
+              <w:rPr>
+                <w:b w:val="0"/>
+                <w:i w:val="0"/>
+                <w:sz w:val="18"/>
+              </w:rPr>
+              <w:t>Intenta crear un usuario con juliana@eterclack.test.</w:t>
+            </w:r>
+          </w:p>
+        </w:tc>
+        <w:tc>
+          <w:tcPr>
+            <w:tcW w:type="dxa" w:w="5102"/>
+          </w:tcPr>
+          <w:p>
+            <w:pPr>
+              <w:keepNext/>
+              <w:spacing w:after="40"/>
+            </w:pPr>
+            <w:r/>
+            <w:r>
+              <w:rPr>
+                <w:b w:val="0"/>
+                <w:i w:val="0"/>
+                <w:sz w:val="18"/>
+              </w:rPr>
+              <w:t>NEGATIVO. «Ese correo ya tiene una cuenta.» No se crea nada.</w:t>
+            </w:r>
+          </w:p>
+        </w:tc>
+      </w:tr>
+      <w:tr>
+        <w:trPr>
+          <w:cantSplit w:val="true"/>
+        </w:trPr>
+        <w:tc>
+          <w:tcPr>
+            <w:tcW w:type="dxa" w:w="5102"/>
+            <w:gridSpan w:val="2"/>
+            <w:shd w:val="clear" w:fill="F2F2EE"/>
+          </w:tcPr>
+          <w:p>
+            <w:pPr>
+              <w:keepNext/>
+              <w:spacing w:after="40"/>
+            </w:pPr>
+            <w:r/>
+            <w:r>
+              <w:rPr>
+                <w:b/>
+                <w:color w:val="6A6A66"/>
+                <w:sz w:val="17"/>
+              </w:rPr>
+              <w:t xml:space="preserve">RESULTADO   </w:t>
+            </w:r>
+            <w:r>
+              <w:rPr>
+                <w:b w:val="0"/>
+                <w:sz w:val="17"/>
+              </w:rPr>
+              <w:t>☐ OK      ☐ Falla      ☐ Bloqueado      ☐ No aplica</w:t>
+            </w:r>
+            <w:r>
+              <w:rPr>
+                <w:b/>
+                <w:color w:val="6A6A66"/>
+                <w:sz w:val="17"/>
+              </w:rPr>
+              <w:t xml:space="preserve">          SEVERIDAD   </w:t>
+            </w:r>
+            <w:r>
+              <w:rPr>
+                <w:b w:val="0"/>
+                <w:sz w:val="17"/>
+              </w:rPr>
+              <w:t>☐ Bloqueante  ☐ Alta  ☐ Media  ☐ Baja</w:t>
+            </w:r>
+          </w:p>
+        </w:tc>
+      </w:tr>
+      <w:tr>
+        <w:trPr>
+          <w:cantSplit w:val="true"/>
+          <w:trHeight w:val="850" w:hRule="atLeast"/>
+        </w:trPr>
+        <w:tc>
+          <w:tcPr>
+            <w:tcW w:type="dxa" w:w="5102"/>
+            <w:gridSpan w:val="2"/>
+            <w:shd w:val="clear" w:fill="FFFFFF"/>
+          </w:tcPr>
+          <w:p>
+            <w:pPr>
+              <w:spacing w:after="0"/>
+            </w:pPr>
+            <w:r/>
+            <w:r>
+              <w:rPr>
+                <w:i/>
+                <w:color w:val="6A6A66"/>
+                <w:sz w:val="16"/>
+              </w:rPr>
+              <w:t>Observaciones (qué viste exactamente) y qué corregir:</w:t>
+            </w:r>
+          </w:p>
+        </w:tc>
+      </w:tr>
+    </w:tbl>
+    <w:p/>
+    <w:p>
+      <w:pPr>
+        <w:keepNext/>
+        <w:spacing w:before="200" w:after="60"/>
+      </w:pPr>
+      <w:r>
+        <w:rPr>
+          <w:b/>
+          <w:color w:val="B03A2E"/>
+          <w:sz w:val="22"/>
+        </w:rPr>
+        <w:t>CP-56 · Contraseña corta</w:t>
+      </w:r>
+    </w:p>
+    <w:tbl>
+      <w:tblPr>
+        <w:tblStyle w:val="TableGrid"/>
+        <w:tblW w:type="auto" w:w="0"/>
+        <w:jc w:val="left"/>
+        <w:tblLook w:firstColumn="1" w:firstRow="1" w:lastColumn="0" w:lastRow="0" w:noHBand="0" w:noVBand="1" w:val="04A0"/>
+      </w:tblPr>
+      <w:tblGrid>
+        <w:gridCol w:w="5100"/>
+        <w:gridCol w:w="5100"/>
+      </w:tblGrid>
+      <w:tr>
+        <w:trPr>
+          <w:cantSplit w:val="true"/>
+        </w:trPr>
+        <w:tc>
+          <w:tcPr>
+            <w:tcW w:type="dxa" w:w="4762"/>
+            <w:shd w:val="clear" w:fill="E7E226"/>
+          </w:tcPr>
+          <w:p>
+            <w:pPr>
+              <w:keepNext/>
+              <w:spacing w:after="40"/>
+            </w:pPr>
+            <w:r/>
+            <w:r>
+              <w:rPr>
+                <w:b/>
+                <w:i w:val="0"/>
+                <w:sz w:val="16"/>
+              </w:rPr>
+              <w:t>PASOS</w:t>
+            </w:r>
+          </w:p>
+        </w:tc>
+        <w:tc>
+          <w:tcPr>
+            <w:tcW w:type="dxa" w:w="5102"/>
+            <w:shd w:val="clear" w:fill="E7E226"/>
+          </w:tcPr>
+          <w:p>
+            <w:pPr>
+              <w:keepNext/>
+              <w:spacing w:after="40"/>
+            </w:pPr>
+            <w:r/>
+            <w:r>
+              <w:rPr>
+                <w:b/>
+                <w:i w:val="0"/>
+                <w:sz w:val="16"/>
+              </w:rPr>
+              <w:t>RESULTADO ESPERADO</w:t>
+            </w:r>
+          </w:p>
+        </w:tc>
+      </w:tr>
+      <w:tr>
+        <w:trPr>
+          <w:cantSplit w:val="true"/>
+        </w:trPr>
+        <w:tc>
+          <w:tcPr>
+            <w:tcW w:type="dxa" w:w="4762"/>
+          </w:tcPr>
+          <w:p>
+            <w:pPr>
+              <w:keepNext/>
+              <w:spacing w:after="40"/>
+            </w:pPr>
+            <w:r/>
+            <w:r>
+              <w:rPr>
+                <w:b w:val="0"/>
+                <w:i w:val="0"/>
+                <w:sz w:val="18"/>
+              </w:rPr>
+              <w:t>Intenta crear un usuario con una contraseña de 5 caracteres.</w:t>
+            </w:r>
+          </w:p>
+        </w:tc>
+        <w:tc>
+          <w:tcPr>
+            <w:tcW w:type="dxa" w:w="5102"/>
+          </w:tcPr>
+          <w:p>
+            <w:pPr>
+              <w:keepNext/>
+              <w:spacing w:after="40"/>
+            </w:pPr>
+            <w:r/>
+            <w:r>
+              <w:rPr>
+                <w:b w:val="0"/>
+                <w:i w:val="0"/>
+                <w:sz w:val="18"/>
+              </w:rPr>
+              <w:t>NEGATIVO. El mensaje aparece bajo el campo de contraseña, no como error general.</w:t>
+            </w:r>
+          </w:p>
+        </w:tc>
+      </w:tr>
+      <w:tr>
+        <w:trPr>
+          <w:cantSplit w:val="true"/>
+        </w:trPr>
+        <w:tc>
+          <w:tcPr>
+            <w:tcW w:type="dxa" w:w="5102"/>
+            <w:gridSpan w:val="2"/>
+            <w:shd w:val="clear" w:fill="F2F2EE"/>
+          </w:tcPr>
+          <w:p>
+            <w:pPr>
+              <w:keepNext/>
+              <w:spacing w:after="40"/>
+            </w:pPr>
+            <w:r/>
+            <w:r>
+              <w:rPr>
+                <w:b/>
+                <w:color w:val="6A6A66"/>
+                <w:sz w:val="17"/>
+              </w:rPr>
+              <w:t xml:space="preserve">RESULTADO   </w:t>
+            </w:r>
+            <w:r>
+              <w:rPr>
+                <w:b w:val="0"/>
+                <w:sz w:val="17"/>
+              </w:rPr>
+              <w:t>☐ OK      ☐ Falla      ☐ Bloqueado      ☐ No aplica</w:t>
+            </w:r>
+            <w:r>
+              <w:rPr>
+                <w:b/>
+                <w:color w:val="6A6A66"/>
+                <w:sz w:val="17"/>
+              </w:rPr>
+              <w:t xml:space="preserve">          SEVERIDAD   </w:t>
+            </w:r>
+            <w:r>
+              <w:rPr>
+                <w:b w:val="0"/>
+                <w:sz w:val="17"/>
+              </w:rPr>
+              <w:t>☐ Bloqueante  ☐ Alta  ☐ Media  ☐ Baja</w:t>
+            </w:r>
+          </w:p>
+        </w:tc>
+      </w:tr>
+      <w:tr>
+        <w:trPr>
+          <w:cantSplit w:val="true"/>
+          <w:trHeight w:val="850" w:hRule="atLeast"/>
+        </w:trPr>
+        <w:tc>
+          <w:tcPr>
+            <w:tcW w:type="dxa" w:w="5102"/>
+            <w:gridSpan w:val="2"/>
+            <w:shd w:val="clear" w:fill="FFFFFF"/>
+          </w:tcPr>
+          <w:p>
+            <w:pPr>
+              <w:spacing w:after="0"/>
+            </w:pPr>
+            <w:r/>
+            <w:r>
+              <w:rPr>
+                <w:i/>
+                <w:color w:val="6A6A66"/>
+                <w:sz w:val="16"/>
+              </w:rPr>
+              <w:t>Observaciones (qué viste exactamente) y qué corregir:</w:t>
+            </w:r>
+          </w:p>
+        </w:tc>
+      </w:tr>
+    </w:tbl>
+    <w:p/>
+    <w:p>
+      <w:pPr>
+        <w:keepNext/>
+        <w:spacing w:before="200" w:after="60"/>
+      </w:pPr>
+      <w:r>
+        <w:rPr>
+          <w:b/>
+          <w:color w:val="1D1D1B"/>
+          <w:sz w:val="22"/>
+        </w:rPr>
+        <w:t>CP-57 · Editar un usuario</w:t>
+      </w:r>
+    </w:p>
+    <w:tbl>
+      <w:tblPr>
+        <w:tblStyle w:val="TableGrid"/>
+        <w:tblW w:type="auto" w:w="0"/>
+        <w:jc w:val="left"/>
+        <w:tblLook w:firstColumn="1" w:firstRow="1" w:lastColumn="0" w:lastRow="0" w:noHBand="0" w:noVBand="1" w:val="04A0"/>
+      </w:tblPr>
+      <w:tblGrid>
+        <w:gridCol w:w="5100"/>
+        <w:gridCol w:w="5100"/>
+      </w:tblGrid>
+      <w:tr>
+        <w:trPr>
+          <w:cantSplit w:val="true"/>
+        </w:trPr>
+        <w:tc>
+          <w:tcPr>
+            <w:tcW w:type="dxa" w:w="4762"/>
+            <w:shd w:val="clear" w:fill="E7E226"/>
+          </w:tcPr>
+          <w:p>
+            <w:pPr>
+              <w:keepNext/>
+              <w:spacing w:after="40"/>
+            </w:pPr>
+            <w:r/>
+            <w:r>
+              <w:rPr>
+                <w:b/>
+                <w:i w:val="0"/>
+                <w:sz w:val="16"/>
+              </w:rPr>
+              <w:t>PASOS</w:t>
+            </w:r>
+          </w:p>
+        </w:tc>
+        <w:tc>
+          <w:tcPr>
+            <w:tcW w:type="dxa" w:w="5102"/>
+            <w:shd w:val="clear" w:fill="E7E226"/>
+          </w:tcPr>
+          <w:p>
+            <w:pPr>
+              <w:keepNext/>
+              <w:spacing w:after="40"/>
+            </w:pPr>
+            <w:r/>
+            <w:r>
+              <w:rPr>
+                <w:b/>
+                <w:i w:val="0"/>
+                <w:sz w:val="16"/>
+              </w:rPr>
+              <w:t>RESULTADO ESPERADO</w:t>
+            </w:r>
+          </w:p>
+        </w:tc>
+      </w:tr>
+      <w:tr>
+        <w:trPr>
+          <w:cantSplit w:val="true"/>
+        </w:trPr>
+        <w:tc>
+          <w:tcPr>
+            <w:tcW w:type="dxa" w:w="4762"/>
+          </w:tcPr>
+          <w:p>
+            <w:pPr>
+              <w:keepNext/>
+              <w:spacing w:after="40"/>
+            </w:pPr>
+            <w:r/>
+            <w:r>
+              <w:rPr>
+                <w:b w:val="0"/>
+                <w:i w:val="0"/>
+                <w:sz w:val="18"/>
+              </w:rPr>
+              <w:t>Pulsa «Editar» en cualquiera, cambia el nombre y guarda.</w:t>
+            </w:r>
+          </w:p>
+        </w:tc>
+        <w:tc>
+          <w:tcPr>
+            <w:tcW w:type="dxa" w:w="5102"/>
+          </w:tcPr>
+          <w:p>
+            <w:pPr>
+              <w:keepNext/>
+              <w:spacing w:after="40"/>
+            </w:pPr>
+            <w:r/>
+            <w:r>
+              <w:rPr>
+                <w:b w:val="0"/>
+                <w:i w:val="0"/>
+                <w:sz w:val="18"/>
+              </w:rPr>
+              <w:t>Aparece «Cambios guardados» y el nombre nuevo se ve en la lista.</w:t>
+            </w:r>
+          </w:p>
+        </w:tc>
+      </w:tr>
+      <w:tr>
+        <w:trPr>
+          <w:cantSplit w:val="true"/>
+        </w:trPr>
+        <w:tc>
+          <w:tcPr>
+            <w:tcW w:type="dxa" w:w="5102"/>
+            <w:gridSpan w:val="2"/>
+            <w:shd w:val="clear" w:fill="F2F2EE"/>
+          </w:tcPr>
+          <w:p>
+            <w:pPr>
+              <w:keepNext/>
+              <w:spacing w:after="40"/>
+            </w:pPr>
+            <w:r/>
+            <w:r>
+              <w:rPr>
+                <w:b/>
+                <w:color w:val="6A6A66"/>
+                <w:sz w:val="17"/>
+              </w:rPr>
+              <w:t xml:space="preserve">RESULTADO   </w:t>
+            </w:r>
+            <w:r>
+              <w:rPr>
+                <w:b w:val="0"/>
+                <w:sz w:val="17"/>
+              </w:rPr>
+              <w:t>☐ OK      ☐ Falla      ☐ Bloqueado      ☐ No aplica</w:t>
+            </w:r>
+            <w:r>
+              <w:rPr>
+                <w:b/>
+                <w:color w:val="6A6A66"/>
+                <w:sz w:val="17"/>
+              </w:rPr>
+              <w:t xml:space="preserve">          SEVERIDAD   </w:t>
+            </w:r>
+            <w:r>
+              <w:rPr>
+                <w:b w:val="0"/>
+                <w:sz w:val="17"/>
+              </w:rPr>
+              <w:t>☐ Bloqueante  ☐ Alta  ☐ Media  ☐ Baja</w:t>
+            </w:r>
+          </w:p>
+        </w:tc>
+      </w:tr>
+      <w:tr>
+        <w:trPr>
+          <w:cantSplit w:val="true"/>
+          <w:trHeight w:val="850" w:hRule="atLeast"/>
+        </w:trPr>
+        <w:tc>
+          <w:tcPr>
+            <w:tcW w:type="dxa" w:w="5102"/>
+            <w:gridSpan w:val="2"/>
+            <w:shd w:val="clear" w:fill="FFFFFF"/>
+          </w:tcPr>
+          <w:p>
+            <w:pPr>
+              <w:spacing w:after="0"/>
+            </w:pPr>
+            <w:r/>
+            <w:r>
+              <w:rPr>
+                <w:i/>
+                <w:color w:val="6A6A66"/>
+                <w:sz w:val="16"/>
+              </w:rPr>
+              <w:t>Observaciones (qué viste exactamente) y qué corregir:</w:t>
+            </w:r>
+          </w:p>
+        </w:tc>
+      </w:tr>
+    </w:tbl>
+    <w:p/>
+    <w:p>
+      <w:pPr>
+        <w:keepNext/>
+        <w:spacing w:before="200" w:after="60"/>
+      </w:pPr>
+      <w:r>
+        <w:rPr>
+          <w:b/>
+          <w:color w:val="1D1D1B"/>
+          <w:sz w:val="22"/>
+        </w:rPr>
+        <w:t>CP-58 · Suspender corta la sesión</w:t>
+      </w:r>
+    </w:p>
+    <w:tbl>
+      <w:tblPr>
+        <w:tblStyle w:val="TableGrid"/>
+        <w:tblW w:type="auto" w:w="0"/>
+        <w:jc w:val="left"/>
+        <w:tblLook w:firstColumn="1" w:firstRow="1" w:lastColumn="0" w:lastRow="0" w:noHBand="0" w:noVBand="1" w:val="04A0"/>
+      </w:tblPr>
+      <w:tblGrid>
+        <w:gridCol w:w="5100"/>
+        <w:gridCol w:w="5100"/>
+      </w:tblGrid>
+      <w:tr>
+        <w:trPr>
+          <w:cantSplit w:val="true"/>
+        </w:trPr>
+        <w:tc>
+          <w:tcPr>
+            <w:tcW w:type="dxa" w:w="4762"/>
+            <w:shd w:val="clear" w:fill="E7E226"/>
+          </w:tcPr>
+          <w:p>
+            <w:pPr>
+              <w:keepNext/>
+              <w:spacing w:after="40"/>
+            </w:pPr>
+            <w:r/>
+            <w:r>
+              <w:rPr>
+                <w:b/>
+                <w:i w:val="0"/>
+                <w:sz w:val="16"/>
+              </w:rPr>
+              <w:t>PASOS</w:t>
+            </w:r>
+          </w:p>
+        </w:tc>
+        <w:tc>
+          <w:tcPr>
+            <w:tcW w:type="dxa" w:w="5102"/>
+            <w:shd w:val="clear" w:fill="E7E226"/>
+          </w:tcPr>
+          <w:p>
+            <w:pPr>
+              <w:keepNext/>
+              <w:spacing w:after="40"/>
+            </w:pPr>
+            <w:r/>
+            <w:r>
+              <w:rPr>
+                <w:b/>
+                <w:i w:val="0"/>
+                <w:sz w:val="16"/>
+              </w:rPr>
+              <w:t>RESULTADO ESPERADO</w:t>
+            </w:r>
+          </w:p>
+        </w:tc>
+      </w:tr>
+      <w:tr>
+        <w:trPr>
+          <w:cantSplit w:val="true"/>
+        </w:trPr>
+        <w:tc>
+          <w:tcPr>
+            <w:tcW w:type="dxa" w:w="4762"/>
+          </w:tcPr>
+          <w:p>
+            <w:pPr>
+              <w:keepNext/>
+              <w:spacing w:after="40"/>
+            </w:pPr>
+            <w:r/>
+            <w:r>
+              <w:rPr>
+                <w:b w:val="0"/>
+                <w:i w:val="0"/>
+                <w:sz w:val="18"/>
+              </w:rPr>
+              <w:t>1. Ingresa como Daniel en otro navegador.</w:t>
+              <w:br/>
+              <w:t>2. Como admin, pulsa «Suspender» en Daniel.</w:t>
+              <w:br/>
+              <w:t>3. Recarga en el navegador de Daniel.</w:t>
+            </w:r>
+          </w:p>
+        </w:tc>
+        <w:tc>
+          <w:tcPr>
+            <w:tcW w:type="dxa" w:w="5102"/>
+          </w:tcPr>
+          <w:p>
+            <w:pPr>
+              <w:keepNext/>
+              <w:spacing w:after="40"/>
+            </w:pPr>
+            <w:r/>
+            <w:r>
+              <w:rPr>
+                <w:b w:val="0"/>
+                <w:i w:val="0"/>
+                <w:sz w:val="18"/>
+              </w:rPr>
+              <w:t>Daniel queda desconectado de inmediato. Suspender revoca las sesiones abiertas, no solo impide entrar de nuevo.</w:t>
+            </w:r>
+          </w:p>
+        </w:tc>
+      </w:tr>
+      <w:tr>
+        <w:trPr>
+          <w:cantSplit w:val="true"/>
+        </w:trPr>
+        <w:tc>
+          <w:tcPr>
+            <w:tcW w:type="dxa" w:w="5102"/>
+            <w:gridSpan w:val="2"/>
+            <w:shd w:val="clear" w:fill="F2F2EE"/>
+          </w:tcPr>
+          <w:p>
+            <w:pPr>
+              <w:keepNext/>
+              <w:spacing w:after="40"/>
+            </w:pPr>
+            <w:r/>
+            <w:r>
+              <w:rPr>
+                <w:b/>
+                <w:color w:val="6A6A66"/>
+                <w:sz w:val="17"/>
+              </w:rPr>
+              <w:t xml:space="preserve">RESULTADO   </w:t>
+            </w:r>
+            <w:r>
+              <w:rPr>
+                <w:b w:val="0"/>
+                <w:sz w:val="17"/>
+              </w:rPr>
+              <w:t>☐ OK      ☐ Falla      ☐ Bloqueado      ☐ No aplica</w:t>
+            </w:r>
+            <w:r>
+              <w:rPr>
+                <w:b/>
+                <w:color w:val="6A6A66"/>
+                <w:sz w:val="17"/>
+              </w:rPr>
+              <w:t xml:space="preserve">          SEVERIDAD   </w:t>
+            </w:r>
+            <w:r>
+              <w:rPr>
+                <w:b w:val="0"/>
+                <w:sz w:val="17"/>
+              </w:rPr>
+              <w:t>☐ Bloqueante  ☐ Alta  ☐ Media  ☐ Baja</w:t>
+            </w:r>
+          </w:p>
+        </w:tc>
+      </w:tr>
+      <w:tr>
+        <w:trPr>
+          <w:cantSplit w:val="true"/>
+          <w:trHeight w:val="850" w:hRule="atLeast"/>
+        </w:trPr>
+        <w:tc>
+          <w:tcPr>
+            <w:tcW w:type="dxa" w:w="5102"/>
+            <w:gridSpan w:val="2"/>
+            <w:shd w:val="clear" w:fill="FFFFFF"/>
+          </w:tcPr>
+          <w:p>
+            <w:pPr>
+              <w:spacing w:after="0"/>
+            </w:pPr>
+            <w:r/>
+            <w:r>
+              <w:rPr>
+                <w:i/>
+                <w:color w:val="6A6A66"/>
+                <w:sz w:val="16"/>
+              </w:rPr>
+              <w:t>Observaciones (qué viste exactamente) y qué corregir:</w:t>
+            </w:r>
+          </w:p>
+        </w:tc>
+      </w:tr>
+    </w:tbl>
+    <w:p/>
+    <w:p>
+      <w:pPr>
+        <w:keepNext/>
+        <w:spacing w:before="200" w:after="60"/>
+      </w:pPr>
+      <w:r>
+        <w:rPr>
+          <w:b/>
+          <w:color w:val="1D1D1B"/>
+          <w:sz w:val="22"/>
+        </w:rPr>
+        <w:t>CP-59 · Cambiar la contraseña de alguien</w:t>
+      </w:r>
+    </w:p>
+    <w:tbl>
+      <w:tblPr>
+        <w:tblStyle w:val="TableGrid"/>
+        <w:tblW w:type="auto" w:w="0"/>
+        <w:jc w:val="left"/>
+        <w:tblLook w:firstColumn="1" w:firstRow="1" w:lastColumn="0" w:lastRow="0" w:noHBand="0" w:noVBand="1" w:val="04A0"/>
+      </w:tblPr>
+      <w:tblGrid>
+        <w:gridCol w:w="5100"/>
+        <w:gridCol w:w="5100"/>
+      </w:tblGrid>
+      <w:tr>
+        <w:trPr>
+          <w:cantSplit w:val="true"/>
+        </w:trPr>
+        <w:tc>
+          <w:tcPr>
+            <w:tcW w:type="dxa" w:w="4762"/>
+            <w:shd w:val="clear" w:fill="E7E226"/>
+          </w:tcPr>
+          <w:p>
+            <w:pPr>
+              <w:keepNext/>
+              <w:spacing w:after="40"/>
+            </w:pPr>
+            <w:r/>
+            <w:r>
+              <w:rPr>
+                <w:b/>
+                <w:i w:val="0"/>
+                <w:sz w:val="16"/>
+              </w:rPr>
+              <w:t>PASOS</w:t>
+            </w:r>
+          </w:p>
+        </w:tc>
+        <w:tc>
+          <w:tcPr>
+            <w:tcW w:type="dxa" w:w="5102"/>
+            <w:shd w:val="clear" w:fill="E7E226"/>
+          </w:tcPr>
+          <w:p>
+            <w:pPr>
+              <w:keepNext/>
+              <w:spacing w:after="40"/>
+            </w:pPr>
+            <w:r/>
+            <w:r>
+              <w:rPr>
+                <w:b/>
+                <w:i w:val="0"/>
+                <w:sz w:val="16"/>
+              </w:rPr>
+              <w:t>RESULTADO ESPERADO</w:t>
+            </w:r>
+          </w:p>
+        </w:tc>
+      </w:tr>
+      <w:tr>
+        <w:trPr>
+          <w:cantSplit w:val="true"/>
+        </w:trPr>
+        <w:tc>
+          <w:tcPr>
+            <w:tcW w:type="dxa" w:w="4762"/>
+          </w:tcPr>
+          <w:p>
+            <w:pPr>
+              <w:keepNext/>
+              <w:spacing w:after="40"/>
+            </w:pPr>
+            <w:r/>
+            <w:r>
+              <w:rPr>
+                <w:b w:val="0"/>
+                <w:i w:val="0"/>
+                <w:sz w:val="18"/>
+              </w:rPr>
+              <w:t>1. Pulsa «Contraseña» en un usuario.</w:t>
+              <w:br/>
+              <w:t>2. Escribe una nueva y confirma.</w:t>
+              <w:br/>
+              <w:t>3. Ingresa con esa cuenta y la contraseña nueva.</w:t>
+            </w:r>
+          </w:p>
+        </w:tc>
+        <w:tc>
+          <w:tcPr>
+            <w:tcW w:type="dxa" w:w="5102"/>
+          </w:tcPr>
+          <w:p>
+            <w:pPr>
+              <w:keepNext/>
+              <w:spacing w:after="40"/>
+            </w:pPr>
+            <w:r/>
+            <w:r>
+              <w:rPr>
+                <w:b w:val="0"/>
+                <w:i w:val="0"/>
+                <w:sz w:val="18"/>
+              </w:rPr>
+              <w:t>Funciona. La contraseña se muestra en claro a propósito, para poder copiarla y dársela a esa persona.</w:t>
+            </w:r>
+          </w:p>
+        </w:tc>
+      </w:tr>
+      <w:tr>
+        <w:trPr>
+          <w:cantSplit w:val="true"/>
+        </w:trPr>
+        <w:tc>
+          <w:tcPr>
+            <w:tcW w:type="dxa" w:w="5102"/>
+            <w:gridSpan w:val="2"/>
+            <w:shd w:val="clear" w:fill="F2F2EE"/>
+          </w:tcPr>
+          <w:p>
+            <w:pPr>
+              <w:keepNext/>
+              <w:spacing w:after="40"/>
+            </w:pPr>
+            <w:r/>
+            <w:r>
+              <w:rPr>
+                <w:b/>
+                <w:color w:val="6A6A66"/>
+                <w:sz w:val="17"/>
+              </w:rPr>
+              <w:t xml:space="preserve">RESULTADO   </w:t>
+            </w:r>
+            <w:r>
+              <w:rPr>
+                <w:b w:val="0"/>
+                <w:sz w:val="17"/>
+              </w:rPr>
+              <w:t>☐ OK      ☐ Falla      ☐ Bloqueado      ☐ No aplica</w:t>
+            </w:r>
+            <w:r>
+              <w:rPr>
+                <w:b/>
+                <w:color w:val="6A6A66"/>
+                <w:sz w:val="17"/>
+              </w:rPr>
+              <w:t xml:space="preserve">          SEVERIDAD   </w:t>
+            </w:r>
+            <w:r>
+              <w:rPr>
+                <w:b w:val="0"/>
+                <w:sz w:val="17"/>
+              </w:rPr>
+              <w:t>☐ Bloqueante  ☐ Alta  ☐ Media  ☐ Baja</w:t>
+            </w:r>
+          </w:p>
+        </w:tc>
+      </w:tr>
+      <w:tr>
+        <w:trPr>
+          <w:cantSplit w:val="true"/>
+          <w:trHeight w:val="850" w:hRule="atLeast"/>
+        </w:trPr>
+        <w:tc>
+          <w:tcPr>
+            <w:tcW w:type="dxa" w:w="5102"/>
+            <w:gridSpan w:val="2"/>
+            <w:shd w:val="clear" w:fill="FFFFFF"/>
+          </w:tcPr>
+          <w:p>
+            <w:pPr>
+              <w:spacing w:after="0"/>
+            </w:pPr>
+            <w:r/>
+            <w:r>
+              <w:rPr>
+                <w:i/>
+                <w:color w:val="6A6A66"/>
+                <w:sz w:val="16"/>
+              </w:rPr>
+              <w:t>Observaciones (qué viste exactamente) y qué corregir:</w:t>
+            </w:r>
+          </w:p>
+        </w:tc>
+      </w:tr>
+    </w:tbl>
+    <w:p/>
+    <w:p>
+      <w:pPr>
+        <w:keepNext/>
+        <w:spacing w:before="200" w:after="60"/>
+      </w:pPr>
+      <w:r>
+        <w:rPr>
+          <w:b/>
+          <w:color w:val="1D1D1B"/>
+          <w:sz w:val="22"/>
+        </w:rPr>
+        <w:t>CP-60 · Borrar y restaurar</w:t>
+      </w:r>
+    </w:p>
+    <w:tbl>
+      <w:tblPr>
+        <w:tblStyle w:val="TableGrid"/>
+        <w:tblW w:type="auto" w:w="0"/>
+        <w:jc w:val="left"/>
+        <w:tblLook w:firstColumn="1" w:firstRow="1" w:lastColumn="0" w:lastRow="0" w:noHBand="0" w:noVBand="1" w:val="04A0"/>
+      </w:tblPr>
+      <w:tblGrid>
+        <w:gridCol w:w="5100"/>
+        <w:gridCol w:w="5100"/>
+      </w:tblGrid>
+      <w:tr>
+        <w:trPr>
+          <w:cantSplit w:val="true"/>
+        </w:trPr>
+        <w:tc>
+          <w:tcPr>
+            <w:tcW w:type="dxa" w:w="4762"/>
+            <w:shd w:val="clear" w:fill="E7E226"/>
+          </w:tcPr>
+          <w:p>
+            <w:pPr>
+              <w:keepNext/>
+              <w:spacing w:after="40"/>
+            </w:pPr>
+            <w:r/>
+            <w:r>
+              <w:rPr>
+                <w:b/>
+                <w:i w:val="0"/>
+                <w:sz w:val="16"/>
+              </w:rPr>
+              <w:t>PASOS</w:t>
+            </w:r>
+          </w:p>
+        </w:tc>
+        <w:tc>
+          <w:tcPr>
+            <w:tcW w:type="dxa" w:w="5102"/>
+            <w:shd w:val="clear" w:fill="E7E226"/>
+          </w:tcPr>
+          <w:p>
+            <w:pPr>
+              <w:keepNext/>
+              <w:spacing w:after="40"/>
+            </w:pPr>
+            <w:r/>
+            <w:r>
+              <w:rPr>
+                <w:b/>
+                <w:i w:val="0"/>
+                <w:sz w:val="16"/>
+              </w:rPr>
+              <w:t>RESULTADO ESPERADO</w:t>
+            </w:r>
+          </w:p>
+        </w:tc>
+      </w:tr>
+      <w:tr>
+        <w:trPr>
+          <w:cantSplit w:val="true"/>
+        </w:trPr>
+        <w:tc>
+          <w:tcPr>
+            <w:tcW w:type="dxa" w:w="4762"/>
+          </w:tcPr>
+          <w:p>
+            <w:pPr>
+              <w:keepNext/>
+              <w:spacing w:after="40"/>
+            </w:pPr>
+            <w:r/>
+            <w:r>
+              <w:rPr>
+                <w:b w:val="0"/>
+                <w:i w:val="0"/>
+                <w:sz w:val="18"/>
+              </w:rPr>
+              <w:t>1. Borra un usuario sin reservas.</w:t>
+              <w:br/>
+              <w:t>2. Marca «Incluir borrados».</w:t>
+              <w:br/>
+              <w:t>3. Pulsa «Restaurar».</w:t>
+            </w:r>
+          </w:p>
+        </w:tc>
+        <w:tc>
+          <w:tcPr>
+            <w:tcW w:type="dxa" w:w="5102"/>
+          </w:tcPr>
+          <w:p>
+            <w:pPr>
+              <w:keepNext/>
+              <w:spacing w:after="40"/>
+            </w:pPr>
+            <w:r/>
+            <w:r>
+              <w:rPr>
+                <w:b w:val="0"/>
+                <w:i w:val="0"/>
+                <w:sz w:val="18"/>
+              </w:rPr>
+              <w:t>Al borrarlo desaparece de la lista normal. Con «Incluir borrados» reaparece en gris con la etiqueta «Borrado». Al restaurarlo vuelve a Activo.</w:t>
+            </w:r>
+          </w:p>
+        </w:tc>
+      </w:tr>
+      <w:tr>
+        <w:trPr>
+          <w:cantSplit w:val="true"/>
+        </w:trPr>
+        <w:tc>
+          <w:tcPr>
+            <w:tcW w:type="dxa" w:w="5102"/>
+            <w:gridSpan w:val="2"/>
+            <w:shd w:val="clear" w:fill="F2F2EE"/>
+          </w:tcPr>
+          <w:p>
+            <w:pPr>
+              <w:keepNext/>
+              <w:spacing w:after="40"/>
+            </w:pPr>
+            <w:r/>
+            <w:r>
+              <w:rPr>
+                <w:b/>
+                <w:color w:val="6A6A66"/>
+                <w:sz w:val="17"/>
+              </w:rPr>
+              <w:t xml:space="preserve">RESULTADO   </w:t>
+            </w:r>
+            <w:r>
+              <w:rPr>
+                <w:b w:val="0"/>
+                <w:sz w:val="17"/>
+              </w:rPr>
+              <w:t>☐ OK      ☐ Falla      ☐ Bloqueado      ☐ No aplica</w:t>
+            </w:r>
+            <w:r>
+              <w:rPr>
+                <w:b/>
+                <w:color w:val="6A6A66"/>
+                <w:sz w:val="17"/>
+              </w:rPr>
+              <w:t xml:space="preserve">          SEVERIDAD   </w:t>
+            </w:r>
+            <w:r>
+              <w:rPr>
+                <w:b w:val="0"/>
+                <w:sz w:val="17"/>
+              </w:rPr>
+              <w:t>☐ Bloqueante  ☐ Alta  ☐ Media  ☐ Baja</w:t>
+            </w:r>
+          </w:p>
+        </w:tc>
+      </w:tr>
+      <w:tr>
+        <w:trPr>
+          <w:cantSplit w:val="true"/>
+          <w:trHeight w:val="850" w:hRule="atLeast"/>
+        </w:trPr>
+        <w:tc>
+          <w:tcPr>
+            <w:tcW w:type="dxa" w:w="5102"/>
+            <w:gridSpan w:val="2"/>
+            <w:shd w:val="clear" w:fill="FFFFFF"/>
+          </w:tcPr>
+          <w:p>
+            <w:pPr>
+              <w:spacing w:after="0"/>
+            </w:pPr>
+            <w:r/>
+            <w:r>
+              <w:rPr>
+                <w:i/>
+                <w:color w:val="6A6A66"/>
+                <w:sz w:val="16"/>
+              </w:rPr>
+              <w:t>Observaciones (qué viste exactamente) y qué corregir:</w:t>
+            </w:r>
+          </w:p>
+        </w:tc>
+      </w:tr>
+    </w:tbl>
+    <w:p/>
+    <w:p>
+      <w:pPr>
+        <w:keepNext/>
+        <w:spacing w:before="200" w:after="60"/>
+      </w:pPr>
+      <w:r>
+        <w:rPr>
+          <w:b/>
+          <w:color w:val="B03A2E"/>
+          <w:sz w:val="22"/>
+        </w:rPr>
+        <w:t>CP-61 · No puedes borrarte a ti mismo</w:t>
+      </w:r>
+    </w:p>
+    <w:tbl>
+      <w:tblPr>
+        <w:tblStyle w:val="TableGrid"/>
+        <w:tblW w:type="auto" w:w="0"/>
+        <w:jc w:val="left"/>
+        <w:tblLook w:firstColumn="1" w:firstRow="1" w:lastColumn="0" w:lastRow="0" w:noHBand="0" w:noVBand="1" w:val="04A0"/>
+      </w:tblPr>
+      <w:tblGrid>
+        <w:gridCol w:w="5100"/>
+        <w:gridCol w:w="5100"/>
+      </w:tblGrid>
+      <w:tr>
+        <w:trPr>
+          <w:cantSplit w:val="true"/>
+        </w:trPr>
+        <w:tc>
+          <w:tcPr>
+            <w:tcW w:type="dxa" w:w="4762"/>
+            <w:shd w:val="clear" w:fill="E7E226"/>
+          </w:tcPr>
+          <w:p>
+            <w:pPr>
+              <w:keepNext/>
+              <w:spacing w:after="40"/>
+            </w:pPr>
+            <w:r/>
+            <w:r>
+              <w:rPr>
+                <w:b/>
+                <w:i w:val="0"/>
+                <w:sz w:val="16"/>
+              </w:rPr>
+              <w:t>PASOS</w:t>
+            </w:r>
+          </w:p>
+        </w:tc>
+        <w:tc>
+          <w:tcPr>
+            <w:tcW w:type="dxa" w:w="5102"/>
+            <w:shd w:val="clear" w:fill="E7E226"/>
+          </w:tcPr>
+          <w:p>
+            <w:pPr>
+              <w:keepNext/>
+              <w:spacing w:after="40"/>
+            </w:pPr>
+            <w:r/>
+            <w:r>
+              <w:rPr>
+                <w:b/>
+                <w:i w:val="0"/>
+                <w:sz w:val="16"/>
+              </w:rPr>
+              <w:t>RESULTADO ESPERADO</w:t>
+            </w:r>
+          </w:p>
+        </w:tc>
+      </w:tr>
+      <w:tr>
+        <w:trPr>
+          <w:cantSplit w:val="true"/>
+        </w:trPr>
+        <w:tc>
+          <w:tcPr>
+            <w:tcW w:type="dxa" w:w="4762"/>
+          </w:tcPr>
+          <w:p>
+            <w:pPr>
+              <w:keepNext/>
+              <w:spacing w:after="40"/>
+            </w:pPr>
+            <w:r/>
+            <w:r>
+              <w:rPr>
+                <w:b w:val="0"/>
+                <w:i w:val="0"/>
+                <w:sz w:val="18"/>
+              </w:rPr>
+              <w:t>Busca tu propia fila (la que dice «Tú») y mira los botones.</w:t>
+            </w:r>
+          </w:p>
+        </w:tc>
+        <w:tc>
+          <w:tcPr>
+            <w:tcW w:type="dxa" w:w="5102"/>
+          </w:tcPr>
+          <w:p>
+            <w:pPr>
+              <w:keepNext/>
+              <w:spacing w:after="40"/>
+            </w:pPr>
+            <w:r/>
+            <w:r>
+              <w:rPr>
+                <w:b w:val="0"/>
+                <w:i w:val="0"/>
+                <w:sz w:val="18"/>
+              </w:rPr>
+              <w:t>NEGATIVO. «Suspender» y «Borrar» están deshabilitados. Al pasar el cursor explican por qué. Es lo que evita que te dejes fuera de tu propia plataforma.</w:t>
+            </w:r>
+          </w:p>
+        </w:tc>
+      </w:tr>
+      <w:tr>
+        <w:trPr>
+          <w:cantSplit w:val="true"/>
+        </w:trPr>
+        <w:tc>
+          <w:tcPr>
+            <w:tcW w:type="dxa" w:w="5102"/>
+            <w:gridSpan w:val="2"/>
+            <w:shd w:val="clear" w:fill="F2F2EE"/>
+          </w:tcPr>
+          <w:p>
+            <w:pPr>
+              <w:keepNext/>
+              <w:spacing w:after="40"/>
+            </w:pPr>
+            <w:r/>
+            <w:r>
+              <w:rPr>
+                <w:b/>
+                <w:color w:val="6A6A66"/>
+                <w:sz w:val="17"/>
+              </w:rPr>
+              <w:t xml:space="preserve">RESULTADO   </w:t>
+            </w:r>
+            <w:r>
+              <w:rPr>
+                <w:b w:val="0"/>
+                <w:sz w:val="17"/>
+              </w:rPr>
+              <w:t>☐ OK      ☐ Falla      ☐ Bloqueado      ☐ No aplica</w:t>
+            </w:r>
+            <w:r>
+              <w:rPr>
+                <w:b/>
+                <w:color w:val="6A6A66"/>
+                <w:sz w:val="17"/>
+              </w:rPr>
+              <w:t xml:space="preserve">          SEVERIDAD   </w:t>
+            </w:r>
+            <w:r>
+              <w:rPr>
+                <w:b w:val="0"/>
+                <w:sz w:val="17"/>
+              </w:rPr>
+              <w:t>☐ Bloqueante  ☐ Alta  ☐ Media  ☐ Baja</w:t>
+            </w:r>
+          </w:p>
+        </w:tc>
+      </w:tr>
+      <w:tr>
+        <w:trPr>
+          <w:cantSplit w:val="true"/>
+          <w:trHeight w:val="850" w:hRule="atLeast"/>
+        </w:trPr>
+        <w:tc>
+          <w:tcPr>
+            <w:tcW w:type="dxa" w:w="5102"/>
+            <w:gridSpan w:val="2"/>
+            <w:shd w:val="clear" w:fill="FFFFFF"/>
+          </w:tcPr>
+          <w:p>
+            <w:pPr>
+              <w:spacing w:after="0"/>
+            </w:pPr>
+            <w:r/>
+            <w:r>
+              <w:rPr>
+                <w:i/>
+                <w:color w:val="6A6A66"/>
+                <w:sz w:val="16"/>
+              </w:rPr>
+              <w:t>Observaciones (qué viste exactamente) y qué corregir:</w:t>
+            </w:r>
+          </w:p>
+        </w:tc>
+      </w:tr>
+    </w:tbl>
+    <w:p/>
+    <w:p>
+      <w:pPr>
+        <w:keepNext/>
+        <w:spacing w:before="200" w:after="60"/>
+      </w:pPr>
+      <w:r>
+        <w:rPr>
+          <w:b/>
+          <w:color w:val="B03A2E"/>
+          <w:sz w:val="22"/>
+        </w:rPr>
+        <w:t>CP-62 · No puedes quitarte tu propio rol</w:t>
+      </w:r>
+    </w:p>
+    <w:tbl>
+      <w:tblPr>
+        <w:tblStyle w:val="TableGrid"/>
+        <w:tblW w:type="auto" w:w="0"/>
+        <w:jc w:val="left"/>
+        <w:tblLook w:firstColumn="1" w:firstRow="1" w:lastColumn="0" w:lastRow="0" w:noHBand="0" w:noVBand="1" w:val="04A0"/>
+      </w:tblPr>
+      <w:tblGrid>
+        <w:gridCol w:w="5100"/>
+        <w:gridCol w:w="5100"/>
+      </w:tblGrid>
+      <w:tr>
+        <w:trPr>
+          <w:cantSplit w:val="true"/>
+        </w:trPr>
+        <w:tc>
+          <w:tcPr>
+            <w:tcW w:type="dxa" w:w="4762"/>
+            <w:shd w:val="clear" w:fill="E7E226"/>
+          </w:tcPr>
+          <w:p>
+            <w:pPr>
+              <w:keepNext/>
+              <w:spacing w:after="40"/>
+            </w:pPr>
+            <w:r/>
+            <w:r>
+              <w:rPr>
+                <w:b/>
+                <w:i w:val="0"/>
+                <w:sz w:val="16"/>
+              </w:rPr>
+              <w:t>PASOS</w:t>
+            </w:r>
+          </w:p>
+        </w:tc>
+        <w:tc>
+          <w:tcPr>
+            <w:tcW w:type="dxa" w:w="5102"/>
+            <w:shd w:val="clear" w:fill="E7E226"/>
+          </w:tcPr>
+          <w:p>
+            <w:pPr>
+              <w:keepNext/>
+              <w:spacing w:after="40"/>
+            </w:pPr>
+            <w:r/>
+            <w:r>
+              <w:rPr>
+                <w:b/>
+                <w:i w:val="0"/>
+                <w:sz w:val="16"/>
+              </w:rPr>
+              <w:t>RESULTADO ESPERADO</w:t>
+            </w:r>
+          </w:p>
+        </w:tc>
+      </w:tr>
+      <w:tr>
+        <w:trPr>
+          <w:cantSplit w:val="true"/>
+        </w:trPr>
+        <w:tc>
+          <w:tcPr>
+            <w:tcW w:type="dxa" w:w="4762"/>
+          </w:tcPr>
+          <w:p>
+            <w:pPr>
+              <w:keepNext/>
+              <w:spacing w:after="40"/>
+            </w:pPr>
+            <w:r/>
+            <w:r>
+              <w:rPr>
+                <w:b w:val="0"/>
+                <w:i w:val="0"/>
+                <w:sz w:val="18"/>
+              </w:rPr>
+              <w:t>Pulsa «Editar» en tu propia fila y mira el campo Rol.</w:t>
+            </w:r>
+          </w:p>
+        </w:tc>
+        <w:tc>
+          <w:tcPr>
+            <w:tcW w:type="dxa" w:w="5102"/>
+          </w:tcPr>
+          <w:p>
+            <w:pPr>
+              <w:keepNext/>
+              <w:spacing w:after="40"/>
+            </w:pPr>
+            <w:r/>
+            <w:r>
+              <w:rPr>
+                <w:b w:val="0"/>
+                <w:i w:val="0"/>
+                <w:sz w:val="18"/>
+              </w:rPr>
+              <w:t>NEGATIVO. El selector está deshabilitado con la nota «No puedes cambiar tu propio rol».</w:t>
+            </w:r>
+          </w:p>
+        </w:tc>
+      </w:tr>
+      <w:tr>
+        <w:trPr>
+          <w:cantSplit w:val="true"/>
+        </w:trPr>
+        <w:tc>
+          <w:tcPr>
+            <w:tcW w:type="dxa" w:w="5102"/>
+            <w:gridSpan w:val="2"/>
+            <w:shd w:val="clear" w:fill="F2F2EE"/>
+          </w:tcPr>
+          <w:p>
+            <w:pPr>
+              <w:keepNext/>
+              <w:spacing w:after="40"/>
+            </w:pPr>
+            <w:r/>
+            <w:r>
+              <w:rPr>
+                <w:b/>
+                <w:color w:val="6A6A66"/>
+                <w:sz w:val="17"/>
+              </w:rPr>
+              <w:t xml:space="preserve">RESULTADO   </w:t>
+            </w:r>
+            <w:r>
+              <w:rPr>
+                <w:b w:val="0"/>
+                <w:sz w:val="17"/>
+              </w:rPr>
+              <w:t>☐ OK      ☐ Falla      ☐ Bloqueado      ☐ No aplica</w:t>
+            </w:r>
+            <w:r>
+              <w:rPr>
+                <w:b/>
+                <w:color w:val="6A6A66"/>
+                <w:sz w:val="17"/>
+              </w:rPr>
+              <w:t xml:space="preserve">          SEVERIDAD   </w:t>
+            </w:r>
+            <w:r>
+              <w:rPr>
+                <w:b w:val="0"/>
+                <w:sz w:val="17"/>
+              </w:rPr>
+              <w:t>☐ Bloqueante  ☐ Alta  ☐ Media  ☐ Baja</w:t>
+            </w:r>
+          </w:p>
+        </w:tc>
+      </w:tr>
+      <w:tr>
+        <w:trPr>
+          <w:cantSplit w:val="true"/>
+          <w:trHeight w:val="850" w:hRule="atLeast"/>
+        </w:trPr>
+        <w:tc>
+          <w:tcPr>
+            <w:tcW w:type="dxa" w:w="5102"/>
+            <w:gridSpan w:val="2"/>
+            <w:shd w:val="clear" w:fill="FFFFFF"/>
+          </w:tcPr>
+          <w:p>
+            <w:pPr>
+              <w:spacing w:after="0"/>
+            </w:pPr>
+            <w:r/>
+            <w:r>
+              <w:rPr>
+                <w:i/>
+                <w:color w:val="6A6A66"/>
+                <w:sz w:val="16"/>
+              </w:rPr>
+              <w:t>Observaciones (qué viste exactamente) y qué corregir:</w:t>
+            </w:r>
+          </w:p>
+        </w:tc>
+      </w:tr>
+    </w:tbl>
+    <w:p/>
+    <w:p>
+      <w:pPr>
+        <w:keepNext/>
+        <w:spacing w:before="200" w:after="60"/>
+      </w:pPr>
+      <w:r>
+        <w:rPr>
+          <w:b/>
+          <w:color w:val="B03A2E"/>
+          <w:sz w:val="22"/>
+        </w:rPr>
+        <w:t>CP-63 · Un fotógrafo con reservas no cambia de rol</w:t>
+      </w:r>
+    </w:p>
+    <w:tbl>
+      <w:tblPr>
+        <w:tblStyle w:val="TableGrid"/>
+        <w:tblW w:type="auto" w:w="0"/>
+        <w:jc w:val="left"/>
+        <w:tblLook w:firstColumn="1" w:firstRow="1" w:lastColumn="0" w:lastRow="0" w:noHBand="0" w:noVBand="1" w:val="04A0"/>
+      </w:tblPr>
+      <w:tblGrid>
+        <w:gridCol w:w="5100"/>
+        <w:gridCol w:w="5100"/>
+      </w:tblGrid>
+      <w:tr>
+        <w:trPr>
+          <w:cantSplit w:val="true"/>
+        </w:trPr>
+        <w:tc>
+          <w:tcPr>
+            <w:tcW w:type="dxa" w:w="4762"/>
+            <w:shd w:val="clear" w:fill="E7E226"/>
+          </w:tcPr>
+          <w:p>
+            <w:pPr>
+              <w:keepNext/>
+              <w:spacing w:after="40"/>
+            </w:pPr>
+            <w:r/>
+            <w:r>
+              <w:rPr>
+                <w:b/>
+                <w:i w:val="0"/>
+                <w:sz w:val="16"/>
+              </w:rPr>
+              <w:t>PASOS</w:t>
+            </w:r>
+          </w:p>
+        </w:tc>
+        <w:tc>
+          <w:tcPr>
+            <w:tcW w:type="dxa" w:w="5102"/>
+            <w:shd w:val="clear" w:fill="E7E226"/>
+          </w:tcPr>
+          <w:p>
+            <w:pPr>
+              <w:keepNext/>
+              <w:spacing w:after="40"/>
+            </w:pPr>
+            <w:r/>
+            <w:r>
+              <w:rPr>
+                <w:b/>
+                <w:i w:val="0"/>
+                <w:sz w:val="16"/>
+              </w:rPr>
+              <w:t>RESULTADO ESPERADO</w:t>
+            </w:r>
+          </w:p>
+        </w:tc>
+      </w:tr>
+      <w:tr>
+        <w:trPr>
+          <w:cantSplit w:val="true"/>
+        </w:trPr>
+        <w:tc>
+          <w:tcPr>
+            <w:tcW w:type="dxa" w:w="4762"/>
+          </w:tcPr>
+          <w:p>
+            <w:pPr>
+              <w:keepNext/>
+              <w:spacing w:after="40"/>
+            </w:pPr>
+            <w:r/>
+            <w:r>
+              <w:rPr>
+                <w:b w:val="0"/>
+                <w:i w:val="0"/>
+                <w:sz w:val="18"/>
+              </w:rPr>
+              <w:t>Edita a María Gómez (tiene reservas) y cambia su rol a Cliente. Guarda.</w:t>
+            </w:r>
+          </w:p>
+        </w:tc>
+        <w:tc>
+          <w:tcPr>
+            <w:tcW w:type="dxa" w:w="5102"/>
+          </w:tcPr>
+          <w:p>
+            <w:pPr>
+              <w:keepNext/>
+              <w:spacing w:after="40"/>
+            </w:pPr>
+            <w:r/>
+            <w:r>
+              <w:rPr>
+                <w:b w:val="0"/>
+                <w:i w:val="0"/>
+                <w:sz w:val="18"/>
+              </w:rPr>
+              <w:t>NEGATIVO. «Tiene N reserva(s). Suspéndelo en vez de cambiarle el rol.» Cambiarlo dejaría sus reservas sin fotógrafo.</w:t>
+            </w:r>
+          </w:p>
+        </w:tc>
+      </w:tr>
+      <w:tr>
+        <w:trPr>
+          <w:cantSplit w:val="true"/>
+        </w:trPr>
+        <w:tc>
+          <w:tcPr>
+            <w:tcW w:type="dxa" w:w="5102"/>
+            <w:gridSpan w:val="2"/>
+            <w:shd w:val="clear" w:fill="F2F2EE"/>
+          </w:tcPr>
+          <w:p>
+            <w:pPr>
+              <w:keepNext/>
+              <w:spacing w:after="40"/>
+            </w:pPr>
+            <w:r/>
+            <w:r>
+              <w:rPr>
+                <w:b/>
+                <w:color w:val="6A6A66"/>
+                <w:sz w:val="17"/>
+              </w:rPr>
+              <w:t xml:space="preserve">RESULTADO   </w:t>
+            </w:r>
+            <w:r>
+              <w:rPr>
+                <w:b w:val="0"/>
+                <w:sz w:val="17"/>
+              </w:rPr>
+              <w:t>☐ OK      ☐ Falla      ☐ Bloqueado      ☐ No aplica</w:t>
+            </w:r>
+            <w:r>
+              <w:rPr>
+                <w:b/>
+                <w:color w:val="6A6A66"/>
+                <w:sz w:val="17"/>
+              </w:rPr>
+              <w:t xml:space="preserve">          SEVERIDAD   </w:t>
+            </w:r>
+            <w:r>
+              <w:rPr>
+                <w:b w:val="0"/>
+                <w:sz w:val="17"/>
+              </w:rPr>
+              <w:t>☐ Bloqueante  ☐ Alta  ☐ Media  ☐ Baja</w:t>
+            </w:r>
+          </w:p>
+        </w:tc>
+      </w:tr>
+      <w:tr>
+        <w:trPr>
+          <w:cantSplit w:val="true"/>
+          <w:trHeight w:val="850" w:hRule="atLeast"/>
+        </w:trPr>
+        <w:tc>
+          <w:tcPr>
+            <w:tcW w:type="dxa" w:w="5102"/>
+            <w:gridSpan w:val="2"/>
+            <w:shd w:val="clear" w:fill="FFFFFF"/>
+          </w:tcPr>
+          <w:p>
+            <w:pPr>
+              <w:spacing w:after="0"/>
+            </w:pPr>
+            <w:r/>
+            <w:r>
+              <w:rPr>
+                <w:i/>
+                <w:color w:val="6A6A66"/>
+                <w:sz w:val="16"/>
+              </w:rPr>
+              <w:t>Observaciones (qué viste exactamente) y qué corregir:</w:t>
+            </w:r>
+          </w:p>
+        </w:tc>
+      </w:tr>
+    </w:tbl>
+    <w:p/>
+    <w:p>
+      <w:pPr>
+        <w:keepNext/>
+        <w:spacing w:before="200" w:after="60"/>
+      </w:pPr>
+      <w:r>
+        <w:rPr>
+          <w:b/>
+          <w:color w:val="B03A2E"/>
+          <w:sz w:val="22"/>
+        </w:rPr>
+        <w:t>CP-64 · Correo de un usuario borrado</w:t>
+      </w:r>
+    </w:p>
+    <w:tbl>
+      <w:tblPr>
+        <w:tblStyle w:val="TableGrid"/>
+        <w:tblW w:type="auto" w:w="0"/>
+        <w:jc w:val="left"/>
+        <w:tblLook w:firstColumn="1" w:firstRow="1" w:lastColumn="0" w:lastRow="0" w:noHBand="0" w:noVBand="1" w:val="04A0"/>
+      </w:tblPr>
+      <w:tblGrid>
+        <w:gridCol w:w="5100"/>
+        <w:gridCol w:w="5100"/>
+      </w:tblGrid>
+      <w:tr>
+        <w:trPr>
+          <w:cantSplit w:val="true"/>
+        </w:trPr>
+        <w:tc>
+          <w:tcPr>
+            <w:tcW w:type="dxa" w:w="4762"/>
+            <w:shd w:val="clear" w:fill="E7E226"/>
+          </w:tcPr>
+          <w:p>
+            <w:pPr>
+              <w:keepNext/>
+              <w:spacing w:after="40"/>
+            </w:pPr>
+            <w:r/>
+            <w:r>
+              <w:rPr>
+                <w:b/>
+                <w:i w:val="0"/>
+                <w:sz w:val="16"/>
+              </w:rPr>
+              <w:t>PASOS</w:t>
+            </w:r>
+          </w:p>
+        </w:tc>
+        <w:tc>
+          <w:tcPr>
+            <w:tcW w:type="dxa" w:w="5102"/>
+            <w:shd w:val="clear" w:fill="E7E226"/>
+          </w:tcPr>
+          <w:p>
+            <w:pPr>
+              <w:keepNext/>
+              <w:spacing w:after="40"/>
+            </w:pPr>
+            <w:r/>
+            <w:r>
+              <w:rPr>
+                <w:b/>
+                <w:i w:val="0"/>
+                <w:sz w:val="16"/>
+              </w:rPr>
+              <w:t>RESULTADO ESPERADO</w:t>
+            </w:r>
+          </w:p>
+        </w:tc>
+      </w:tr>
+      <w:tr>
+        <w:trPr>
+          <w:cantSplit w:val="true"/>
+        </w:trPr>
+        <w:tc>
+          <w:tcPr>
+            <w:tcW w:type="dxa" w:w="4762"/>
+          </w:tcPr>
+          <w:p>
+            <w:pPr>
+              <w:keepNext/>
+              <w:spacing w:after="40"/>
+            </w:pPr>
+            <w:r/>
+            <w:r>
+              <w:rPr>
+                <w:b w:val="0"/>
+                <w:i w:val="0"/>
+                <w:sz w:val="18"/>
+              </w:rPr>
+              <w:t>1. Borra un usuario.</w:t>
+              <w:br/>
+              <w:t>2. Intenta crear otro con ese mismo correo.</w:t>
+            </w:r>
+          </w:p>
+        </w:tc>
+        <w:tc>
+          <w:tcPr>
+            <w:tcW w:type="dxa" w:w="5102"/>
+          </w:tcPr>
+          <w:p>
+            <w:pPr>
+              <w:keepNext/>
+              <w:spacing w:after="40"/>
+            </w:pPr>
+            <w:r/>
+            <w:r>
+              <w:rPr>
+                <w:b w:val="0"/>
+                <w:i w:val="0"/>
+                <w:sz w:val="18"/>
+              </w:rPr>
+              <w:t>NEGATIVO. «Ese correo pertenece a un usuario borrado. Restáuralo en vez de crear otro.» El mensaje dice qué hacer, no solo que no se puede.</w:t>
+            </w:r>
+          </w:p>
+        </w:tc>
+      </w:tr>
+      <w:tr>
+        <w:trPr>
+          <w:cantSplit w:val="true"/>
+        </w:trPr>
+        <w:tc>
+          <w:tcPr>
+            <w:tcW w:type="dxa" w:w="5102"/>
+            <w:gridSpan w:val="2"/>
+            <w:shd w:val="clear" w:fill="F2F2EE"/>
+          </w:tcPr>
+          <w:p>
+            <w:pPr>
+              <w:keepNext/>
+              <w:spacing w:after="40"/>
+            </w:pPr>
+            <w:r/>
+            <w:r>
+              <w:rPr>
+                <w:b/>
+                <w:color w:val="6A6A66"/>
+                <w:sz w:val="17"/>
+              </w:rPr>
+              <w:t xml:space="preserve">RESULTADO   </w:t>
+            </w:r>
+            <w:r>
+              <w:rPr>
+                <w:b w:val="0"/>
+                <w:sz w:val="17"/>
+              </w:rPr>
+              <w:t>☐ OK      ☐ Falla      ☐ Bloqueado      ☐ No aplica</w:t>
+            </w:r>
+            <w:r>
+              <w:rPr>
+                <w:b/>
+                <w:color w:val="6A6A66"/>
+                <w:sz w:val="17"/>
+              </w:rPr>
+              <w:t xml:space="preserve">          SEVERIDAD   </w:t>
+            </w:r>
+            <w:r>
+              <w:rPr>
+                <w:b w:val="0"/>
+                <w:sz w:val="17"/>
+              </w:rPr>
+              <w:t>☐ Bloqueante  ☐ Alta  ☐ Media  ☐ Baja</w:t>
+            </w:r>
+          </w:p>
+        </w:tc>
+      </w:tr>
+      <w:tr>
+        <w:trPr>
+          <w:cantSplit w:val="true"/>
+          <w:trHeight w:val="850" w:hRule="atLeast"/>
+        </w:trPr>
+        <w:tc>
+          <w:tcPr>
+            <w:tcW w:type="dxa" w:w="5102"/>
+            <w:gridSpan w:val="2"/>
+            <w:shd w:val="clear" w:fill="FFFFFF"/>
+          </w:tcPr>
+          <w:p>
+            <w:pPr>
+              <w:spacing w:after="0"/>
+            </w:pPr>
+            <w:r/>
+            <w:r>
+              <w:rPr>
+                <w:i/>
+                <w:color w:val="6A6A66"/>
+                <w:sz w:val="16"/>
+              </w:rPr>
+              <w:t>Observaciones (qué viste exactamente) y qué corregir:</w:t>
+            </w:r>
+          </w:p>
+        </w:tc>
+      </w:tr>
+    </w:tbl>
+    <w:p/>
+    <w:p>
+      <w:pPr>
+        <w:keepNext/>
+        <w:spacing w:before="200" w:after="60"/>
+      </w:pPr>
+      <w:r>
+        <w:rPr>
+          <w:b/>
+          <w:color w:val="B03A2E"/>
+          <w:sz w:val="22"/>
+        </w:rPr>
+        <w:t>CP-65 · Un cliente no entra a Usuarios</w:t>
+      </w:r>
+    </w:p>
+    <w:tbl>
+      <w:tblPr>
+        <w:tblStyle w:val="TableGrid"/>
+        <w:tblW w:type="auto" w:w="0"/>
+        <w:jc w:val="left"/>
+        <w:tblLook w:firstColumn="1" w:firstRow="1" w:lastColumn="0" w:lastRow="0" w:noHBand="0" w:noVBand="1" w:val="04A0"/>
+      </w:tblPr>
+      <w:tblGrid>
+        <w:gridCol w:w="5100"/>
+        <w:gridCol w:w="5100"/>
+      </w:tblGrid>
+      <w:tr>
+        <w:trPr>
+          <w:cantSplit w:val="true"/>
+        </w:trPr>
+        <w:tc>
+          <w:tcPr>
+            <w:tcW w:type="dxa" w:w="4762"/>
+            <w:shd w:val="clear" w:fill="E7E226"/>
+          </w:tcPr>
+          <w:p>
+            <w:pPr>
+              <w:keepNext/>
+              <w:spacing w:after="40"/>
+            </w:pPr>
+            <w:r/>
+            <w:r>
+              <w:rPr>
+                <w:b/>
+                <w:i w:val="0"/>
+                <w:sz w:val="16"/>
+              </w:rPr>
+              <w:t>PASOS</w:t>
+            </w:r>
+          </w:p>
+        </w:tc>
+        <w:tc>
+          <w:tcPr>
+            <w:tcW w:type="dxa" w:w="5102"/>
+            <w:shd w:val="clear" w:fill="E7E226"/>
+          </w:tcPr>
+          <w:p>
+            <w:pPr>
+              <w:keepNext/>
+              <w:spacing w:after="40"/>
+            </w:pPr>
+            <w:r/>
+            <w:r>
+              <w:rPr>
+                <w:b/>
+                <w:i w:val="0"/>
+                <w:sz w:val="16"/>
+              </w:rPr>
+              <w:t>RESULTADO ESPERADO</w:t>
+            </w:r>
+          </w:p>
+        </w:tc>
+      </w:tr>
+      <w:tr>
+        <w:trPr>
+          <w:cantSplit w:val="true"/>
+        </w:trPr>
+        <w:tc>
+          <w:tcPr>
+            <w:tcW w:type="dxa" w:w="4762"/>
+          </w:tcPr>
+          <w:p>
+            <w:pPr>
+              <w:keepNext/>
+              <w:spacing w:after="40"/>
+            </w:pPr>
+            <w:r/>
+            <w:r>
+              <w:rPr>
+                <w:b w:val="0"/>
+                <w:i w:val="0"/>
+                <w:sz w:val="18"/>
+              </w:rPr>
+              <w:t>Como juliana@eterclack.test, escribe la dirección .../admin/usuarios</w:t>
+            </w:r>
+          </w:p>
+        </w:tc>
+        <w:tc>
+          <w:tcPr>
+            <w:tcW w:type="dxa" w:w="5102"/>
+          </w:tcPr>
+          <w:p>
+            <w:pPr>
+              <w:keepNext/>
+              <w:spacing w:after="40"/>
+            </w:pPr>
+            <w:r/>
+            <w:r>
+              <w:rPr>
+                <w:b w:val="0"/>
+                <w:i w:val="0"/>
+                <w:sz w:val="18"/>
+              </w:rPr>
+              <w:t>NEGATIVO. Te devuelve al inicio. No debe verse ni un instante el listado.</w:t>
+            </w:r>
+          </w:p>
+        </w:tc>
+      </w:tr>
+      <w:tr>
+        <w:trPr>
+          <w:cantSplit w:val="true"/>
+        </w:trPr>
+        <w:tc>
+          <w:tcPr>
+            <w:tcW w:type="dxa" w:w="5102"/>
+            <w:gridSpan w:val="2"/>
+            <w:shd w:val="clear" w:fill="F2F2EE"/>
+          </w:tcPr>
+          <w:p>
+            <w:pPr>
+              <w:keepNext/>
+              <w:spacing w:after="40"/>
+            </w:pPr>
+            <w:r/>
+            <w:r>
+              <w:rPr>
+                <w:b/>
+                <w:color w:val="6A6A66"/>
+                <w:sz w:val="17"/>
+              </w:rPr>
+              <w:t xml:space="preserve">RESULTADO   </w:t>
+            </w:r>
+            <w:r>
+              <w:rPr>
+                <w:b w:val="0"/>
+                <w:sz w:val="17"/>
+              </w:rPr>
+              <w:t>☐ OK      ☐ Falla      ☐ Bloqueado      ☐ No aplica</w:t>
+            </w:r>
+            <w:r>
+              <w:rPr>
+                <w:b/>
+                <w:color w:val="6A6A66"/>
+                <w:sz w:val="17"/>
+              </w:rPr>
+              <w:t xml:space="preserve">          SEVERIDAD   </w:t>
+            </w:r>
+            <w:r>
+              <w:rPr>
+                <w:b w:val="0"/>
+                <w:sz w:val="17"/>
+              </w:rPr>
+              <w:t>☐ Bloqueante  ☐ Alta  ☐ Media  ☐ Baja</w:t>
+            </w:r>
+          </w:p>
+        </w:tc>
+      </w:tr>
+      <w:tr>
+        <w:trPr>
+          <w:cantSplit w:val="true"/>
+          <w:trHeight w:val="850" w:hRule="atLeast"/>
+        </w:trPr>
+        <w:tc>
+          <w:tcPr>
+            <w:tcW w:type="dxa" w:w="5102"/>
+            <w:gridSpan w:val="2"/>
+            <w:shd w:val="clear" w:fill="FFFFFF"/>
+          </w:tcPr>
+          <w:p>
+            <w:pPr>
+              <w:spacing w:after="0"/>
+            </w:pPr>
+            <w:r/>
+            <w:r>
+              <w:rPr>
+                <w:i/>
+                <w:color w:val="6A6A66"/>
+                <w:sz w:val="16"/>
+              </w:rPr>
+              <w:t>Observaciones (qué viste exactamente) y qué corregir:</w:t>
+            </w:r>
+          </w:p>
+        </w:tc>
+      </w:tr>
+    </w:tbl>
+    <w:p/>
+    <w:p>
+      <w:r>
+        <w:br w:type="page"/>
+      </w:r>
+    </w:p>
+    <w:p>
+      <w:pPr>
+        <w:pStyle w:val="Heading1"/>
+      </w:pPr>
+      <w:r>
+        <w:rPr>
+          <w:rFonts w:ascii="Calibri" w:hAnsi="Calibri"/>
+          <w:color w:val="1D1D1B"/>
+        </w:rPr>
+        <w:t>10. Seguridad</w:t>
       </w:r>
     </w:p>
     <w:p>
@@ -11620,7 +14984,7 @@
           <w:color w:val="B03A2E"/>
           <w:sz w:val="22"/>
         </w:rPr>
-        <w:t>CP-49 · Ver la orden de otro cliente</w:t>
+        <w:t>CP-66 · Ver la orden de otro cliente</w:t>
       </w:r>
     </w:p>
     <w:tbl>
@@ -11819,7 +15183,7 @@
           <w:color w:val="B03A2E"/>
           <w:sz w:val="22"/>
         </w:rPr>
-        <w:t>CP-50 · Cliente entra al panel de admin</w:t>
+        <w:t>CP-67 · Cliente entra al panel de admin</w:t>
       </w:r>
     </w:p>
     <w:tbl>
@@ -12014,7 +15378,7 @@
           <w:color w:val="B03A2E"/>
           <w:sz w:val="22"/>
         </w:rPr>
-        <w:t>CP-51 · Cliente entra al panel de fotógrafo</w:t>
+        <w:t>CP-68 · Cliente entra al panel de fotógrafo</w:t>
       </w:r>
     </w:p>
     <w:tbl>
@@ -12209,7 +15573,7 @@
           <w:color w:val="B03A2E"/>
           <w:sz w:val="22"/>
         </w:rPr>
-        <w:t>CP-52 · Fotógrafo entra al panel de admin</w:t>
+        <w:t>CP-69 · Fotógrafo entra al panel de admin</w:t>
       </w:r>
     </w:p>
     <w:tbl>
@@ -12404,7 +15768,7 @@
           <w:color w:val="1D1D1B"/>
           <w:sz w:val="22"/>
         </w:rPr>
-        <w:t>CP-53 · Fotógrafo acepta el contrato del cliente</w:t>
+        <w:t>CP-70 · Fotógrafo acepta el contrato del cliente</w:t>
       </w:r>
     </w:p>
     <w:tbl>
@@ -12599,7 +15963,7 @@
           <w:color w:val="1D1D1B"/>
           <w:sz w:val="22"/>
         </w:rPr>
-        <w:t>CP-54 · Cambiar contraseña cierra las sesiones</w:t>
+        <w:t>CP-71 · Cambiar contraseña cierra las sesiones</w:t>
       </w:r>
     </w:p>
     <w:tbl>
@@ -12801,7 +16165,7 @@
           <w:rFonts w:ascii="Calibri" w:hAnsi="Calibri"/>
           <w:color w:val="1D1D1B"/>
         </w:rPr>
-        <w:t>10. Móvil y app instalable</w:t>
+        <w:t>11. Móvil y app instalable</w:t>
       </w:r>
     </w:p>
     <w:p>
@@ -12825,7 +16189,7 @@
           <w:color w:val="1D1D1B"/>
           <w:sz w:val="22"/>
         </w:rPr>
-        <w:t>CP-55 · Navegación en móvil</w:t>
+        <w:t>CP-72 · Navegación en móvil</w:t>
       </w:r>
     </w:p>
     <w:tbl>
@@ -13020,7 +16384,7 @@
           <w:color w:val="1D1D1B"/>
           <w:sz w:val="22"/>
         </w:rPr>
-        <w:t>CP-56 · Nada se sale de la pantalla</w:t>
+        <w:t>CP-73 · Nada se sale de la pantalla</w:t>
       </w:r>
     </w:p>
     <w:tbl>
@@ -13215,7 +16579,7 @@
           <w:color w:val="1D1D1B"/>
           <w:sz w:val="22"/>
         </w:rPr>
-        <w:t>CP-57 · Todo se puede tocar</w:t>
+        <w:t>CP-74 · Todo se puede tocar</w:t>
       </w:r>
     </w:p>
     <w:tbl>
@@ -13410,7 +16774,7 @@
           <w:color w:val="1D1D1B"/>
           <w:sz w:val="22"/>
         </w:rPr>
-        <w:t>CP-58 · Reservar desde el móvil</w:t>
+        <w:t>CP-75 · Reservar desde el móvil</w:t>
       </w:r>
     </w:p>
     <w:tbl>
@@ -13605,7 +16969,7 @@
           <w:color w:val="1D1D1B"/>
           <w:sz w:val="22"/>
         </w:rPr>
-        <w:t>CP-59 · Los campos no hacen zoom</w:t>
+        <w:t>CP-76 · Los campos no hacen zoom</w:t>
       </w:r>
     </w:p>
     <w:tbl>
@@ -13800,7 +17164,7 @@
           <w:color w:val="1D1D1B"/>
           <w:sz w:val="22"/>
         </w:rPr>
-        <w:t>CP-60 · Instalar la app</w:t>
+        <w:t>CP-77 · Instalar la app</w:t>
       </w:r>
     </w:p>
     <w:tbl>
@@ -13995,7 +17359,7 @@
           <w:color w:val="1D1D1B"/>
           <w:sz w:val="22"/>
         </w:rPr>
-        <w:t>CP-61 · Sin conexión</w:t>
+        <w:t>CP-78 · Sin conexión</w:t>
       </w:r>
     </w:p>
     <w:tbl>
@@ -14194,7 +17558,7 @@
           <w:color w:val="B03A2E"/>
           <w:sz w:val="22"/>
         </w:rPr>
-        <w:t>CP-62 · Sin conexión NO finge que funciona</w:t>
+        <w:t>CP-79 · Sin conexión NO finge que funciona</w:t>
       </w:r>
     </w:p>
     <w:tbl>
@@ -16282,7 +19646,7 @@
                 <w:i w:val="0"/>
                 <w:sz w:val="16"/>
               </w:rPr>
-              <w:t>CP-32 · No se acepta dos veces</w:t>
+              <w:t>CP-41 · Ver los indicadores</w:t>
             </w:r>
           </w:p>
         </w:tc>
@@ -16360,7 +19724,7 @@
                 <w:i w:val="0"/>
                 <w:sz w:val="16"/>
               </w:rPr>
-              <w:t>CP-33 · Correo de contrato</w:t>
+              <w:t>CP-42 · Revisar un pendiente</w:t>
             </w:r>
           </w:p>
         </w:tc>
@@ -16438,7 +19802,7 @@
                 <w:i w:val="0"/>
                 <w:sz w:val="16"/>
               </w:rPr>
-              <w:t>CP-34 · Ver la cita recibida</w:t>
+              <w:t>CP-43 · Aprobar un fotógrafo</w:t>
             </w:r>
           </w:p>
         </w:tc>
@@ -16516,7 +19880,7 @@
                 <w:i w:val="0"/>
                 <w:sz w:val="16"/>
               </w:rPr>
-              <w:t>CP-35 · La cuenta cuadra</w:t>
+              <w:t>CP-44 · Rechazo sin motivo suficiente</w:t>
             </w:r>
           </w:p>
         </w:tc>
@@ -16594,7 +19958,7 @@
                 <w:i w:val="0"/>
                 <w:sz w:val="16"/>
               </w:rPr>
-              <w:t>CP-36 · Ver el calendario</w:t>
+              <w:t>CP-45 · Rechazar con motivo</w:t>
             </w:r>
           </w:p>
         </w:tc>
@@ -16672,7 +20036,7 @@
                 <w:i w:val="0"/>
                 <w:sz w:val="16"/>
               </w:rPr>
-              <w:t>CP-37 · Publicar disponibilidad</w:t>
+              <w:t>CP-46 · El rechazado ve el motivo</w:t>
             </w:r>
           </w:p>
         </w:tc>
@@ -16750,7 +20114,7 @@
                 <w:i w:val="0"/>
                 <w:sz w:val="16"/>
               </w:rPr>
-              <w:t>CP-38 · Retirar disponibilidad</w:t>
+              <w:t>CP-47 · Repostularse</w:t>
             </w:r>
           </w:p>
         </w:tc>
@@ -16828,7 +20192,7 @@
                 <w:i w:val="0"/>
                 <w:sz w:val="16"/>
               </w:rPr>
-              <w:t>CP-39 · No se retira un día con cita</w:t>
+              <w:t>CP-48 · Suspender</w:t>
             </w:r>
           </w:p>
         </w:tc>
@@ -16906,7 +20270,7 @@
                 <w:i w:val="0"/>
                 <w:sz w:val="16"/>
               </w:rPr>
-              <w:t>CP-40 · Editar el perfil</w:t>
+              <w:t>CP-49 · Ver el listado</w:t>
             </w:r>
           </w:p>
         </w:tc>
@@ -16984,7 +20348,7 @@
                 <w:i w:val="0"/>
                 <w:sz w:val="16"/>
               </w:rPr>
-              <w:t>CP-41 · Ver los indicadores</w:t>
+              <w:t>CP-50 · Filtrar por rol</w:t>
             </w:r>
           </w:p>
         </w:tc>
@@ -17062,7 +20426,7 @@
                 <w:i w:val="0"/>
                 <w:sz w:val="16"/>
               </w:rPr>
-              <w:t>CP-42 · Revisar un pendiente</w:t>
+              <w:t>CP-51 · Buscar por correo</w:t>
             </w:r>
           </w:p>
         </w:tc>
@@ -17140,7 +20504,7 @@
                 <w:i w:val="0"/>
                 <w:sz w:val="16"/>
               </w:rPr>
-              <w:t>CP-43 · Aprobar un fotógrafo</w:t>
+              <w:t>CP-52 · Crear un CLIENTE</w:t>
             </w:r>
           </w:p>
         </w:tc>
@@ -17218,7 +20582,7 @@
                 <w:i w:val="0"/>
                 <w:sz w:val="16"/>
               </w:rPr>
-              <w:t>CP-44 · Rechazo sin motivo suficiente</w:t>
+              <w:t>CP-53 · Crear un FOTÓGRAFO</w:t>
             </w:r>
           </w:p>
         </w:tc>
@@ -17296,7 +20660,7 @@
                 <w:i w:val="0"/>
                 <w:sz w:val="16"/>
               </w:rPr>
-              <w:t>CP-45 · Rechazar con motivo</w:t>
+              <w:t>CP-54 · Crear un ADMINISTRADOR</w:t>
             </w:r>
           </w:p>
         </w:tc>
@@ -17374,7 +20738,7 @@
                 <w:i w:val="0"/>
                 <w:sz w:val="16"/>
               </w:rPr>
-              <w:t>CP-46 · El rechazado ve el motivo</w:t>
+              <w:t>CP-55 · Correo repetido</w:t>
             </w:r>
           </w:p>
         </w:tc>
@@ -17452,7 +20816,7 @@
                 <w:i w:val="0"/>
                 <w:sz w:val="16"/>
               </w:rPr>
-              <w:t>CP-47 · Repostularse</w:t>
+              <w:t>CP-56 · Contraseña corta</w:t>
             </w:r>
           </w:p>
         </w:tc>
@@ -17530,7 +20894,7 @@
                 <w:i w:val="0"/>
                 <w:sz w:val="16"/>
               </w:rPr>
-              <w:t>CP-48 · Suspender</w:t>
+              <w:t>CP-57 · Editar un usuario</w:t>
             </w:r>
           </w:p>
         </w:tc>
@@ -17608,7 +20972,7 @@
                 <w:i w:val="0"/>
                 <w:sz w:val="16"/>
               </w:rPr>
-              <w:t>CP-49 · Ver la orden de otro cliente</w:t>
+              <w:t>CP-58 · Suspender corta la sesión</w:t>
             </w:r>
           </w:p>
         </w:tc>
@@ -17686,7 +21050,7 @@
                 <w:i w:val="0"/>
                 <w:sz w:val="16"/>
               </w:rPr>
-              <w:t>CP-50 · Cliente entra al panel de admin</w:t>
+              <w:t>CP-59 · Cambiar la contraseña de alguien</w:t>
             </w:r>
           </w:p>
         </w:tc>
@@ -17764,7 +21128,7 @@
                 <w:i w:val="0"/>
                 <w:sz w:val="16"/>
               </w:rPr>
-              <w:t>CP-51 · Cliente entra al panel de fotógrafo</w:t>
+              <w:t>CP-60 · Borrar y restaurar</w:t>
             </w:r>
           </w:p>
         </w:tc>
@@ -17842,7 +21206,7 @@
                 <w:i w:val="0"/>
                 <w:sz w:val="16"/>
               </w:rPr>
-              <w:t>CP-52 · Fotógrafo entra al panel de admin</w:t>
+              <w:t>CP-61 · No puedes borrarte a ti mismo</w:t>
             </w:r>
           </w:p>
         </w:tc>
@@ -17920,7 +21284,7 @@
                 <w:i w:val="0"/>
                 <w:sz w:val="16"/>
               </w:rPr>
-              <w:t>CP-53 · Fotógrafo acepta el contrato del cliente</w:t>
+              <w:t>CP-62 · No puedes quitarte tu propio rol</w:t>
             </w:r>
           </w:p>
         </w:tc>
@@ -17998,7 +21362,7 @@
                 <w:i w:val="0"/>
                 <w:sz w:val="16"/>
               </w:rPr>
-              <w:t>CP-54 · Cambiar contraseña cierra las sesiones</w:t>
+              <w:t>CP-63 · Un fotógrafo con reservas no cambia de rol</w:t>
             </w:r>
           </w:p>
         </w:tc>
@@ -18076,7 +21440,7 @@
                 <w:i w:val="0"/>
                 <w:sz w:val="16"/>
               </w:rPr>
-              <w:t>CP-55 · Navegación en móvil</w:t>
+              <w:t>CP-64 · Correo de un usuario borrado</w:t>
             </w:r>
           </w:p>
         </w:tc>
@@ -18154,7 +21518,7 @@
                 <w:i w:val="0"/>
                 <w:sz w:val="16"/>
               </w:rPr>
-              <w:t>CP-56 · Nada se sale de la pantalla</w:t>
+              <w:t>CP-65 · Un cliente no entra a Usuarios</w:t>
             </w:r>
           </w:p>
         </w:tc>
@@ -18232,7 +21596,7 @@
                 <w:i w:val="0"/>
                 <w:sz w:val="16"/>
               </w:rPr>
-              <w:t>CP-57 · Todo se puede tocar</w:t>
+              <w:t>CP-66 · Ver la orden de otro cliente</w:t>
             </w:r>
           </w:p>
         </w:tc>
@@ -18310,7 +21674,7 @@
                 <w:i w:val="0"/>
                 <w:sz w:val="16"/>
               </w:rPr>
-              <w:t>CP-58 · Reservar desde el móvil</w:t>
+              <w:t>CP-67 · Cliente entra al panel de admin</w:t>
             </w:r>
           </w:p>
         </w:tc>
@@ -18388,7 +21752,7 @@
                 <w:i w:val="0"/>
                 <w:sz w:val="16"/>
               </w:rPr>
-              <w:t>CP-59 · Los campos no hacen zoom</w:t>
+              <w:t>CP-68 · Cliente entra al panel de fotógrafo</w:t>
             </w:r>
           </w:p>
         </w:tc>
@@ -18466,7 +21830,7 @@
                 <w:i w:val="0"/>
                 <w:sz w:val="16"/>
               </w:rPr>
-              <w:t>CP-60 · Instalar la app</w:t>
+              <w:t>CP-69 · Fotógrafo entra al panel de admin</w:t>
             </w:r>
           </w:p>
         </w:tc>
@@ -18544,7 +21908,7 @@
                 <w:i w:val="0"/>
                 <w:sz w:val="16"/>
               </w:rPr>
-              <w:t>CP-61 · Sin conexión</w:t>
+              <w:t>CP-70 · Fotógrafo acepta el contrato del cliente</w:t>
             </w:r>
           </w:p>
         </w:tc>
@@ -18622,7 +21986,707 @@
                 <w:i w:val="0"/>
                 <w:sz w:val="16"/>
               </w:rPr>
-              <w:t>CP-62 · Sin conexión NO finge que funciona</w:t>
+              <w:t>CP-71 · Cambiar contraseña cierra las sesiones</w:t>
+            </w:r>
+          </w:p>
+        </w:tc>
+      </w:tr>
+      <w:tr>
+        <w:tc>
+          <w:tcPr>
+            <w:tcW w:type="dxa" w:w="454"/>
+          </w:tcPr>
+          <w:p>
+            <w:pPr>
+              <w:spacing w:after="40"/>
+            </w:pPr>
+            <w:r/>
+            <w:r>
+              <w:rPr>
+                <w:b w:val="0"/>
+                <w:i w:val="0"/>
+                <w:sz w:val="20"/>
+              </w:rPr>
+              <w:t>☐</w:t>
+            </w:r>
+          </w:p>
+        </w:tc>
+        <w:tc>
+          <w:tcPr>
+            <w:tcW w:type="dxa" w:w="4309"/>
+          </w:tcPr>
+          <w:p>
+            <w:pPr>
+              <w:spacing w:after="40"/>
+            </w:pPr>
+            <w:r/>
+            <w:r>
+              <w:rPr>
+                <w:b w:val="0"/>
+                <w:i w:val="0"/>
+                <w:sz w:val="16"/>
+              </w:rPr>
+              <w:t>CP-32 · No se acepta dos veces</w:t>
+            </w:r>
+          </w:p>
+        </w:tc>
+        <w:tc>
+          <w:tcPr>
+            <w:tcW w:type="dxa" w:w="454"/>
+          </w:tcPr>
+          <w:p>
+            <w:pPr>
+              <w:spacing w:after="40"/>
+            </w:pPr>
+            <w:r/>
+            <w:r>
+              <w:rPr>
+                <w:b w:val="0"/>
+                <w:i w:val="0"/>
+                <w:sz w:val="20"/>
+              </w:rPr>
+              <w:t>☐</w:t>
+            </w:r>
+          </w:p>
+        </w:tc>
+        <w:tc>
+          <w:tcPr>
+            <w:tcW w:type="dxa" w:w="4309"/>
+          </w:tcPr>
+          <w:p>
+            <w:pPr>
+              <w:spacing w:after="40"/>
+            </w:pPr>
+            <w:r/>
+            <w:r>
+              <w:rPr>
+                <w:b w:val="0"/>
+                <w:i w:val="0"/>
+                <w:sz w:val="16"/>
+              </w:rPr>
+              <w:t>CP-72 · Navegación en móvil</w:t>
+            </w:r>
+          </w:p>
+        </w:tc>
+      </w:tr>
+      <w:tr>
+        <w:tc>
+          <w:tcPr>
+            <w:tcW w:type="dxa" w:w="454"/>
+          </w:tcPr>
+          <w:p>
+            <w:pPr>
+              <w:spacing w:after="40"/>
+            </w:pPr>
+            <w:r/>
+            <w:r>
+              <w:rPr>
+                <w:b w:val="0"/>
+                <w:i w:val="0"/>
+                <w:sz w:val="20"/>
+              </w:rPr>
+              <w:t>☐</w:t>
+            </w:r>
+          </w:p>
+        </w:tc>
+        <w:tc>
+          <w:tcPr>
+            <w:tcW w:type="dxa" w:w="4309"/>
+          </w:tcPr>
+          <w:p>
+            <w:pPr>
+              <w:spacing w:after="40"/>
+            </w:pPr>
+            <w:r/>
+            <w:r>
+              <w:rPr>
+                <w:b w:val="0"/>
+                <w:i w:val="0"/>
+                <w:sz w:val="16"/>
+              </w:rPr>
+              <w:t>CP-33 · Correo de contrato</w:t>
+            </w:r>
+          </w:p>
+        </w:tc>
+        <w:tc>
+          <w:tcPr>
+            <w:tcW w:type="dxa" w:w="454"/>
+          </w:tcPr>
+          <w:p>
+            <w:pPr>
+              <w:spacing w:after="40"/>
+            </w:pPr>
+            <w:r/>
+            <w:r>
+              <w:rPr>
+                <w:b w:val="0"/>
+                <w:i w:val="0"/>
+                <w:sz w:val="20"/>
+              </w:rPr>
+              <w:t>☐</w:t>
+            </w:r>
+          </w:p>
+        </w:tc>
+        <w:tc>
+          <w:tcPr>
+            <w:tcW w:type="dxa" w:w="4309"/>
+          </w:tcPr>
+          <w:p>
+            <w:pPr>
+              <w:spacing w:after="40"/>
+            </w:pPr>
+            <w:r/>
+            <w:r>
+              <w:rPr>
+                <w:b w:val="0"/>
+                <w:i w:val="0"/>
+                <w:sz w:val="16"/>
+              </w:rPr>
+              <w:t>CP-73 · Nada se sale de la pantalla</w:t>
+            </w:r>
+          </w:p>
+        </w:tc>
+      </w:tr>
+      <w:tr>
+        <w:tc>
+          <w:tcPr>
+            <w:tcW w:type="dxa" w:w="454"/>
+          </w:tcPr>
+          <w:p>
+            <w:pPr>
+              <w:spacing w:after="40"/>
+            </w:pPr>
+            <w:r/>
+            <w:r>
+              <w:rPr>
+                <w:b w:val="0"/>
+                <w:i w:val="0"/>
+                <w:sz w:val="20"/>
+              </w:rPr>
+              <w:t>☐</w:t>
+            </w:r>
+          </w:p>
+        </w:tc>
+        <w:tc>
+          <w:tcPr>
+            <w:tcW w:type="dxa" w:w="4309"/>
+          </w:tcPr>
+          <w:p>
+            <w:pPr>
+              <w:spacing w:after="40"/>
+            </w:pPr>
+            <w:r/>
+            <w:r>
+              <w:rPr>
+                <w:b w:val="0"/>
+                <w:i w:val="0"/>
+                <w:sz w:val="16"/>
+              </w:rPr>
+              <w:t>CP-34 · Ver la cita recibida</w:t>
+            </w:r>
+          </w:p>
+        </w:tc>
+        <w:tc>
+          <w:tcPr>
+            <w:tcW w:type="dxa" w:w="454"/>
+          </w:tcPr>
+          <w:p>
+            <w:pPr>
+              <w:spacing w:after="40"/>
+            </w:pPr>
+            <w:r/>
+            <w:r>
+              <w:rPr>
+                <w:b w:val="0"/>
+                <w:i w:val="0"/>
+                <w:sz w:val="20"/>
+              </w:rPr>
+              <w:t>☐</w:t>
+            </w:r>
+          </w:p>
+        </w:tc>
+        <w:tc>
+          <w:tcPr>
+            <w:tcW w:type="dxa" w:w="4309"/>
+          </w:tcPr>
+          <w:p>
+            <w:pPr>
+              <w:spacing w:after="40"/>
+            </w:pPr>
+            <w:r/>
+            <w:r>
+              <w:rPr>
+                <w:b w:val="0"/>
+                <w:i w:val="0"/>
+                <w:sz w:val="16"/>
+              </w:rPr>
+              <w:t>CP-74 · Todo se puede tocar</w:t>
+            </w:r>
+          </w:p>
+        </w:tc>
+      </w:tr>
+      <w:tr>
+        <w:tc>
+          <w:tcPr>
+            <w:tcW w:type="dxa" w:w="454"/>
+          </w:tcPr>
+          <w:p>
+            <w:pPr>
+              <w:spacing w:after="40"/>
+            </w:pPr>
+            <w:r/>
+            <w:r>
+              <w:rPr>
+                <w:b w:val="0"/>
+                <w:i w:val="0"/>
+                <w:sz w:val="20"/>
+              </w:rPr>
+              <w:t>☐</w:t>
+            </w:r>
+          </w:p>
+        </w:tc>
+        <w:tc>
+          <w:tcPr>
+            <w:tcW w:type="dxa" w:w="4309"/>
+          </w:tcPr>
+          <w:p>
+            <w:pPr>
+              <w:spacing w:after="40"/>
+            </w:pPr>
+            <w:r/>
+            <w:r>
+              <w:rPr>
+                <w:b w:val="0"/>
+                <w:i w:val="0"/>
+                <w:sz w:val="16"/>
+              </w:rPr>
+              <w:t>CP-35 · La cuenta cuadra</w:t>
+            </w:r>
+          </w:p>
+        </w:tc>
+        <w:tc>
+          <w:tcPr>
+            <w:tcW w:type="dxa" w:w="454"/>
+          </w:tcPr>
+          <w:p>
+            <w:pPr>
+              <w:spacing w:after="40"/>
+            </w:pPr>
+            <w:r/>
+            <w:r>
+              <w:rPr>
+                <w:b w:val="0"/>
+                <w:i w:val="0"/>
+                <w:sz w:val="20"/>
+              </w:rPr>
+              <w:t>☐</w:t>
+            </w:r>
+          </w:p>
+        </w:tc>
+        <w:tc>
+          <w:tcPr>
+            <w:tcW w:type="dxa" w:w="4309"/>
+          </w:tcPr>
+          <w:p>
+            <w:pPr>
+              <w:spacing w:after="40"/>
+            </w:pPr>
+            <w:r/>
+            <w:r>
+              <w:rPr>
+                <w:b w:val="0"/>
+                <w:i w:val="0"/>
+                <w:sz w:val="16"/>
+              </w:rPr>
+              <w:t>CP-75 · Reservar desde el móvil</w:t>
+            </w:r>
+          </w:p>
+        </w:tc>
+      </w:tr>
+      <w:tr>
+        <w:tc>
+          <w:tcPr>
+            <w:tcW w:type="dxa" w:w="454"/>
+          </w:tcPr>
+          <w:p>
+            <w:pPr>
+              <w:spacing w:after="40"/>
+            </w:pPr>
+            <w:r/>
+            <w:r>
+              <w:rPr>
+                <w:b w:val="0"/>
+                <w:i w:val="0"/>
+                <w:sz w:val="20"/>
+              </w:rPr>
+              <w:t>☐</w:t>
+            </w:r>
+          </w:p>
+        </w:tc>
+        <w:tc>
+          <w:tcPr>
+            <w:tcW w:type="dxa" w:w="4309"/>
+          </w:tcPr>
+          <w:p>
+            <w:pPr>
+              <w:spacing w:after="40"/>
+            </w:pPr>
+            <w:r/>
+            <w:r>
+              <w:rPr>
+                <w:b w:val="0"/>
+                <w:i w:val="0"/>
+                <w:sz w:val="16"/>
+              </w:rPr>
+              <w:t>CP-36 · Ver el calendario</w:t>
+            </w:r>
+          </w:p>
+        </w:tc>
+        <w:tc>
+          <w:tcPr>
+            <w:tcW w:type="dxa" w:w="454"/>
+          </w:tcPr>
+          <w:p>
+            <w:pPr>
+              <w:spacing w:after="40"/>
+            </w:pPr>
+            <w:r/>
+            <w:r>
+              <w:rPr>
+                <w:b w:val="0"/>
+                <w:i w:val="0"/>
+                <w:sz w:val="20"/>
+              </w:rPr>
+              <w:t>☐</w:t>
+            </w:r>
+          </w:p>
+        </w:tc>
+        <w:tc>
+          <w:tcPr>
+            <w:tcW w:type="dxa" w:w="4309"/>
+          </w:tcPr>
+          <w:p>
+            <w:pPr>
+              <w:spacing w:after="40"/>
+            </w:pPr>
+            <w:r/>
+            <w:r>
+              <w:rPr>
+                <w:b w:val="0"/>
+                <w:i w:val="0"/>
+                <w:sz w:val="16"/>
+              </w:rPr>
+              <w:t>CP-76 · Los campos no hacen zoom</w:t>
+            </w:r>
+          </w:p>
+        </w:tc>
+      </w:tr>
+      <w:tr>
+        <w:tc>
+          <w:tcPr>
+            <w:tcW w:type="dxa" w:w="454"/>
+          </w:tcPr>
+          <w:p>
+            <w:pPr>
+              <w:spacing w:after="40"/>
+            </w:pPr>
+            <w:r/>
+            <w:r>
+              <w:rPr>
+                <w:b w:val="0"/>
+                <w:i w:val="0"/>
+                <w:sz w:val="20"/>
+              </w:rPr>
+              <w:t>☐</w:t>
+            </w:r>
+          </w:p>
+        </w:tc>
+        <w:tc>
+          <w:tcPr>
+            <w:tcW w:type="dxa" w:w="4309"/>
+          </w:tcPr>
+          <w:p>
+            <w:pPr>
+              <w:spacing w:after="40"/>
+            </w:pPr>
+            <w:r/>
+            <w:r>
+              <w:rPr>
+                <w:b w:val="0"/>
+                <w:i w:val="0"/>
+                <w:sz w:val="16"/>
+              </w:rPr>
+              <w:t>CP-37 · Publicar disponibilidad</w:t>
+            </w:r>
+          </w:p>
+        </w:tc>
+        <w:tc>
+          <w:tcPr>
+            <w:tcW w:type="dxa" w:w="454"/>
+          </w:tcPr>
+          <w:p>
+            <w:pPr>
+              <w:spacing w:after="40"/>
+            </w:pPr>
+            <w:r/>
+            <w:r>
+              <w:rPr>
+                <w:b w:val="0"/>
+                <w:i w:val="0"/>
+                <w:sz w:val="20"/>
+              </w:rPr>
+              <w:t>☐</w:t>
+            </w:r>
+          </w:p>
+        </w:tc>
+        <w:tc>
+          <w:tcPr>
+            <w:tcW w:type="dxa" w:w="4309"/>
+          </w:tcPr>
+          <w:p>
+            <w:pPr>
+              <w:spacing w:after="40"/>
+            </w:pPr>
+            <w:r/>
+            <w:r>
+              <w:rPr>
+                <w:b w:val="0"/>
+                <w:i w:val="0"/>
+                <w:sz w:val="16"/>
+              </w:rPr>
+              <w:t>CP-77 · Instalar la app</w:t>
+            </w:r>
+          </w:p>
+        </w:tc>
+      </w:tr>
+      <w:tr>
+        <w:tc>
+          <w:tcPr>
+            <w:tcW w:type="dxa" w:w="454"/>
+          </w:tcPr>
+          <w:p>
+            <w:pPr>
+              <w:spacing w:after="40"/>
+            </w:pPr>
+            <w:r/>
+            <w:r>
+              <w:rPr>
+                <w:b w:val="0"/>
+                <w:i w:val="0"/>
+                <w:sz w:val="20"/>
+              </w:rPr>
+              <w:t>☐</w:t>
+            </w:r>
+          </w:p>
+        </w:tc>
+        <w:tc>
+          <w:tcPr>
+            <w:tcW w:type="dxa" w:w="4309"/>
+          </w:tcPr>
+          <w:p>
+            <w:pPr>
+              <w:spacing w:after="40"/>
+            </w:pPr>
+            <w:r/>
+            <w:r>
+              <w:rPr>
+                <w:b w:val="0"/>
+                <w:i w:val="0"/>
+                <w:sz w:val="16"/>
+              </w:rPr>
+              <w:t>CP-38 · Retirar disponibilidad</w:t>
+            </w:r>
+          </w:p>
+        </w:tc>
+        <w:tc>
+          <w:tcPr>
+            <w:tcW w:type="dxa" w:w="454"/>
+          </w:tcPr>
+          <w:p>
+            <w:pPr>
+              <w:spacing w:after="40"/>
+            </w:pPr>
+            <w:r/>
+            <w:r>
+              <w:rPr>
+                <w:b w:val="0"/>
+                <w:i w:val="0"/>
+                <w:sz w:val="20"/>
+              </w:rPr>
+              <w:t>☐</w:t>
+            </w:r>
+          </w:p>
+        </w:tc>
+        <w:tc>
+          <w:tcPr>
+            <w:tcW w:type="dxa" w:w="4309"/>
+          </w:tcPr>
+          <w:p>
+            <w:pPr>
+              <w:spacing w:after="40"/>
+            </w:pPr>
+            <w:r/>
+            <w:r>
+              <w:rPr>
+                <w:b w:val="0"/>
+                <w:i w:val="0"/>
+                <w:sz w:val="16"/>
+              </w:rPr>
+              <w:t>CP-78 · Sin conexión</w:t>
+            </w:r>
+          </w:p>
+        </w:tc>
+      </w:tr>
+      <w:tr>
+        <w:tc>
+          <w:tcPr>
+            <w:tcW w:type="dxa" w:w="454"/>
+          </w:tcPr>
+          <w:p>
+            <w:pPr>
+              <w:spacing w:after="40"/>
+            </w:pPr>
+            <w:r/>
+            <w:r>
+              <w:rPr>
+                <w:b w:val="0"/>
+                <w:i w:val="0"/>
+                <w:sz w:val="20"/>
+              </w:rPr>
+              <w:t>☐</w:t>
+            </w:r>
+          </w:p>
+        </w:tc>
+        <w:tc>
+          <w:tcPr>
+            <w:tcW w:type="dxa" w:w="4309"/>
+          </w:tcPr>
+          <w:p>
+            <w:pPr>
+              <w:spacing w:after="40"/>
+            </w:pPr>
+            <w:r/>
+            <w:r>
+              <w:rPr>
+                <w:b w:val="0"/>
+                <w:i w:val="0"/>
+                <w:sz w:val="16"/>
+              </w:rPr>
+              <w:t>CP-39 · No se retira un día con cita</w:t>
+            </w:r>
+          </w:p>
+        </w:tc>
+        <w:tc>
+          <w:tcPr>
+            <w:tcW w:type="dxa" w:w="454"/>
+          </w:tcPr>
+          <w:p>
+            <w:pPr>
+              <w:spacing w:after="40"/>
+            </w:pPr>
+            <w:r/>
+            <w:r>
+              <w:rPr>
+                <w:b w:val="0"/>
+                <w:i w:val="0"/>
+                <w:sz w:val="20"/>
+              </w:rPr>
+              <w:t>☐</w:t>
+            </w:r>
+          </w:p>
+        </w:tc>
+        <w:tc>
+          <w:tcPr>
+            <w:tcW w:type="dxa" w:w="4309"/>
+          </w:tcPr>
+          <w:p>
+            <w:pPr>
+              <w:spacing w:after="40"/>
+            </w:pPr>
+            <w:r/>
+            <w:r>
+              <w:rPr>
+                <w:b w:val="0"/>
+                <w:i w:val="0"/>
+                <w:sz w:val="16"/>
+              </w:rPr>
+              <w:t>CP-79 · Sin conexión NO finge que funciona</w:t>
+            </w:r>
+          </w:p>
+        </w:tc>
+      </w:tr>
+      <w:tr>
+        <w:tc>
+          <w:tcPr>
+            <w:tcW w:type="dxa" w:w="454"/>
+          </w:tcPr>
+          <w:p>
+            <w:pPr>
+              <w:spacing w:after="40"/>
+            </w:pPr>
+            <w:r/>
+            <w:r>
+              <w:rPr>
+                <w:b w:val="0"/>
+                <w:i w:val="0"/>
+                <w:sz w:val="20"/>
+              </w:rPr>
+              <w:t>☐</w:t>
+            </w:r>
+          </w:p>
+        </w:tc>
+        <w:tc>
+          <w:tcPr>
+            <w:tcW w:type="dxa" w:w="4309"/>
+          </w:tcPr>
+          <w:p>
+            <w:pPr>
+              <w:spacing w:after="40"/>
+            </w:pPr>
+            <w:r/>
+            <w:r>
+              <w:rPr>
+                <w:b w:val="0"/>
+                <w:i w:val="0"/>
+                <w:sz w:val="16"/>
+              </w:rPr>
+              <w:t>CP-40 · Editar el perfil</w:t>
+            </w:r>
+          </w:p>
+        </w:tc>
+        <w:tc>
+          <w:tcPr>
+            <w:tcW w:type="dxa" w:w="454"/>
+          </w:tcPr>
+          <w:p>
+            <w:pPr>
+              <w:spacing w:after="40"/>
+            </w:pPr>
+            <w:r/>
+            <w:r>
+              <w:rPr>
+                <w:b w:val="0"/>
+                <w:i w:val="0"/>
+                <w:sz w:val="20"/>
+              </w:rPr>
+            </w:r>
+          </w:p>
+        </w:tc>
+        <w:tc>
+          <w:tcPr>
+            <w:tcW w:type="dxa" w:w="4309"/>
+          </w:tcPr>
+          <w:p>
+            <w:pPr>
+              <w:spacing w:after="40"/>
+            </w:pPr>
+            <w:r/>
+            <w:r>
+              <w:rPr>
+                <w:b w:val="0"/>
+                <w:i w:val="0"/>
+                <w:sz w:val="16"/>
+              </w:rPr>
             </w:r>
           </w:p>
         </w:tc>
